--- a/Procesrapport/Procesrapport_done.docx
+++ b/Procesrapport/Procesrapport_done.docx
@@ -62,23 +62,13 @@
           <w:szCs w:val="32"/>
         </w:rPr>
       </w:pPr>
-      <w:proofErr w:type="spellStart"/>
       <w:r>
         <w:rPr>
           <w:b/>
           <w:sz w:val="32"/>
           <w:szCs w:val="32"/>
         </w:rPr>
-        <w:t>Kløverly</w:t>
-      </w:r>
-      <w:proofErr w:type="spellEnd"/>
-      <w:r>
-        <w:rPr>
-          <w:b/>
-          <w:sz w:val="32"/>
-          <w:szCs w:val="32"/>
-        </w:rPr>
-        <w:t xml:space="preserve"> – Procesrapport</w:t>
+        <w:t>Kløverly – Procesrapport</w:t>
       </w:r>
     </w:p>
     <w:p>
@@ -299,7 +289,6 @@
           <w:lang w:val="en-US"/>
         </w:rPr>
       </w:pPr>
-      <w:proofErr w:type="spellStart"/>
       <w:r>
         <w:rPr>
           <w:b/>
@@ -307,50 +296,29 @@
           <w:szCs w:val="32"/>
           <w:lang w:val="en-US"/>
         </w:rPr>
-        <w:t>Softwareingeniør</w:t>
-      </w:r>
-      <w:proofErr w:type="spellEnd"/>
-      <w:r>
+        <w:t>Softwareingeniør Trainee</w:t>
+      </w:r>
+    </w:p>
+    <w:p>
+      <w:pPr>
+        <w:spacing w:after="160" w:line="259" w:lineRule="auto"/>
+        <w:jc w:val="center"/>
         <w:rPr>
           <w:b/>
           <w:sz w:val="32"/>
           <w:szCs w:val="32"/>
           <w:lang w:val="en-US"/>
         </w:rPr>
-        <w:t xml:space="preserve"> Trainee</w:t>
-      </w:r>
-    </w:p>
-    <w:p>
-      <w:pPr>
-        <w:spacing w:after="160" w:line="259" w:lineRule="auto"/>
-        <w:jc w:val="center"/>
+      </w:pPr>
+      <w:r>
         <w:rPr>
           <w:b/>
           <w:sz w:val="32"/>
           <w:szCs w:val="32"/>
           <w:lang w:val="en-US"/>
         </w:rPr>
-      </w:pPr>
-      <w:r>
-        <w:rPr>
-          <w:b/>
-          <w:sz w:val="32"/>
-          <w:szCs w:val="32"/>
-          <w:lang w:val="en-US"/>
-        </w:rPr>
-        <w:t xml:space="preserve">1. semester (SEP1) – </w:t>
-      </w:r>
-      <w:proofErr w:type="spellStart"/>
-      <w:r>
-        <w:rPr>
-          <w:b/>
-          <w:sz w:val="32"/>
-          <w:szCs w:val="32"/>
-          <w:lang w:val="en-US"/>
-        </w:rPr>
-        <w:t>reeksamen</w:t>
-      </w:r>
-      <w:proofErr w:type="spellEnd"/>
+        <w:t>1. semester (SEP1) – reeksamen</w:t>
+      </w:r>
     </w:p>
     <w:p>
       <w:pPr>
@@ -2545,21 +2513,7 @@
         <w:rPr>
           <w:lang w:val="da-DK"/>
         </w:rPr>
-        <w:t xml:space="preserve">Denne procesrapport beskriver og reflekterer over det projektforløb, hvor vi, Mehmet og Chadi, har lavet et nyt SEP1-projekt til reeksamen. Vi bestod ikke SEP1 ved den ordinære eksamen og var dengang i hver vores gruppe. Mehmet var i en gruppe på fire (gruppe 7), mens Chadis gruppe blev reduceret fra fire til to medlemmer lige før projektperioden. Begge grupper arbejdede med </w:t>
-      </w:r>
-      <w:proofErr w:type="spellStart"/>
-      <w:r>
-        <w:rPr>
-          <w:lang w:val="da-DK"/>
-        </w:rPr>
-        <w:t>Kløverly</w:t>
-      </w:r>
-      <w:proofErr w:type="spellEnd"/>
-      <w:r>
-        <w:rPr>
-          <w:lang w:val="da-DK"/>
-        </w:rPr>
-        <w:t>-casen.</w:t>
+        <w:t>Denne procesrapport beskriver og reflekterer over det projektforløb, hvor vi, Mehmet og Chadi, har lavet et nyt SEP1-projekt til reeksamen. Vi bestod ikke SEP1 ved den ordinære eksamen og var dengang i hver vores gruppe. Mehmet var i en gruppe på fire (gruppe 7), mens Chadis gruppe blev reduceret fra fire til to medlemmer lige før projektperioden. Begge grupper arbejdede med Kløverly-casen.</w:t>
       </w:r>
     </w:p>
     <w:p>
@@ -2612,47 +2566,7 @@
         <w:t>Gruppekontrakt og derefter projektbeskrivelse, b</w:t>
       </w:r>
       <w:r>
-        <w:t xml:space="preserve">rainstorm og aktøroversigt, kravspecifikation med 19 funktionelle krav og 6 ikke-funktionelle krav (NFR01–NFR06), </w:t>
-      </w:r>
-      <w:proofErr w:type="spellStart"/>
-      <w:r>
-        <w:t>use</w:t>
-      </w:r>
-      <w:proofErr w:type="spellEnd"/>
-      <w:r>
-        <w:t xml:space="preserve"> case-beskrivelser og diagrammer i </w:t>
-      </w:r>
-      <w:proofErr w:type="spellStart"/>
-      <w:r>
-        <w:t>Astah</w:t>
-      </w:r>
-      <w:proofErr w:type="spellEnd"/>
-      <w:r>
-        <w:t xml:space="preserve">. Om aftenen opsatte vi projektet med Maven, </w:t>
-      </w:r>
-      <w:proofErr w:type="spellStart"/>
-      <w:r>
-        <w:t>JavaFX</w:t>
-      </w:r>
-      <w:proofErr w:type="spellEnd"/>
-      <w:r>
-        <w:t xml:space="preserve"> og GitHub, og de første modelklasser og </w:t>
-      </w:r>
-      <w:proofErr w:type="spellStart"/>
-      <w:r>
-        <w:t>JUnit</w:t>
-      </w:r>
-      <w:proofErr w:type="spellEnd"/>
-      <w:r>
-        <w:t xml:space="preserve">-tests blev </w:t>
-      </w:r>
-      <w:proofErr w:type="spellStart"/>
-      <w:r>
-        <w:t>committet</w:t>
-      </w:r>
-      <w:proofErr w:type="spellEnd"/>
-      <w:r>
-        <w:t>.</w:t>
+        <w:t>rainstorm og aktøroversigt, kravspecifikation med 19 funktionelle krav og 6 ikke-funktionelle krav (NFR01–NFR06), use case-beskrivelser og diagrammer i Astah. Om aftenen opsatte vi projektet med Maven, JavaFX og GitHub, og de første modelklasser og JUnit-tests blev committet.</w:t>
       </w:r>
     </w:p>
     <w:p>
@@ -2695,23 +2609,7 @@
         <w:t>Onsdag 14/10:</w:t>
       </w:r>
       <w:r>
-        <w:t xml:space="preserve"> </w:t>
-      </w:r>
-      <w:proofErr w:type="spellStart"/>
-      <w:r>
-        <w:t>use</w:t>
-      </w:r>
-      <w:proofErr w:type="spellEnd"/>
-      <w:r>
-        <w:t xml:space="preserve"> case-diagram, </w:t>
-      </w:r>
-      <w:proofErr w:type="spellStart"/>
-      <w:r>
-        <w:t>use</w:t>
-      </w:r>
-      <w:proofErr w:type="spellEnd"/>
-      <w:r>
-        <w:t xml:space="preserve"> case-beskrivelser og aktivitetsdiagrammer, </w:t>
+        <w:t xml:space="preserve"> use case-diagram, use case-beskrivelser og aktivitetsdiagrammer, </w:t>
       </w:r>
       <w:r>
         <w:t>s</w:t>
@@ -2738,15 +2636,7 @@
         <w:t>Torsdag 15/10:</w:t>
       </w:r>
       <w:r>
-        <w:t xml:space="preserve"> unittests, </w:t>
-      </w:r>
-      <w:proofErr w:type="spellStart"/>
-      <w:r>
-        <w:t>black</w:t>
-      </w:r>
-      <w:proofErr w:type="spellEnd"/>
-      <w:r>
-        <w:t xml:space="preserve"> box-tests og test af hjemmesiden. Diagrammer, bilag og projektrapport blev gennemgået og rettet, så de passer med koden, og vi skrev videre på begge rapporter.</w:t>
+        <w:t xml:space="preserve"> unittests, black box-tests og test af hjemmesiden. Diagrammer, bilag og projektrapport blev gennemgået og rettet, så de passer med koden, og vi skrev videre på begge rapporter.</w:t>
       </w:r>
       <w:r>
         <w:t xml:space="preserve"> Vi lavede til sidst en brugermanual til programmet</w:t>
@@ -2853,63 +2743,7 @@
         <w:rPr>
           <w:lang w:val="da-DK"/>
         </w:rPr>
-        <w:t xml:space="preserve">I dette kapitel bruger vi teorierne fra SEP1-undervisningen til at forklare konkrete hændelser i vores forløb: </w:t>
-      </w:r>
-      <w:proofErr w:type="spellStart"/>
-      <w:r>
-        <w:rPr>
-          <w:lang w:val="da-DK"/>
-        </w:rPr>
-        <w:t>Tuckmans</w:t>
-      </w:r>
-      <w:proofErr w:type="spellEnd"/>
-      <w:r>
-        <w:rPr>
-          <w:lang w:val="da-DK"/>
-        </w:rPr>
-        <w:t xml:space="preserve"> faser for gruppeudvikling, </w:t>
-      </w:r>
-      <w:proofErr w:type="spellStart"/>
-      <w:r>
-        <w:rPr>
-          <w:lang w:val="da-DK"/>
-        </w:rPr>
-        <w:t>Glasls</w:t>
-      </w:r>
-      <w:proofErr w:type="spellEnd"/>
-      <w:r>
-        <w:rPr>
-          <w:lang w:val="da-DK"/>
-        </w:rPr>
-        <w:t xml:space="preserve"> konflikttrappe, </w:t>
-      </w:r>
-      <w:proofErr w:type="spellStart"/>
-      <w:r>
-        <w:rPr>
-          <w:lang w:val="da-DK"/>
-        </w:rPr>
-        <w:t>Pruitt</w:t>
-      </w:r>
-      <w:proofErr w:type="spellEnd"/>
-      <w:r>
-        <w:rPr>
-          <w:lang w:val="da-DK"/>
-        </w:rPr>
-        <w:t xml:space="preserve"> og Rubins konfliktstile og social </w:t>
-      </w:r>
-      <w:proofErr w:type="spellStart"/>
-      <w:r>
-        <w:rPr>
-          <w:lang w:val="da-DK"/>
-        </w:rPr>
-        <w:t>loafing</w:t>
-      </w:r>
-      <w:proofErr w:type="spellEnd"/>
-      <w:r>
-        <w:rPr>
-          <w:lang w:val="da-DK"/>
-        </w:rPr>
-        <w:t>. Øvelserne om teorierne lavede vi i vores oprindelige semestergrupper på 1. semester, så de er ikke en del af dette projekt.</w:t>
+        <w:t>I dette kapitel bruger vi teorierne fra SEP1-undervisningen til at forklare konkrete hændelser i vores forløb: Tuckmans faser for gruppeudvikling, Glasls konflikttrappe, Pruitt og Rubins konfliktstile og social loafing. Øvelserne om teorierne lavede vi i vores oprindelige semestergrupper på 1. semester, så de er ikke en del af dette projekt.</w:t>
       </w:r>
     </w:p>
     <w:p>
@@ -3398,15 +3232,7 @@
         <w:t xml:space="preserve">Projektbeskrivelse, </w:t>
       </w:r>
       <w:r>
-        <w:t xml:space="preserve">brainstorm, aktører, kravspecifikation, </w:t>
-      </w:r>
-      <w:proofErr w:type="spellStart"/>
-      <w:r>
-        <w:t>use</w:t>
-      </w:r>
-      <w:proofErr w:type="spellEnd"/>
-      <w:r>
-        <w:t xml:space="preserve"> case-beskrivelser og diagrammer (mandag).</w:t>
+        <w:t>brainstorm, aktører, kravspecifikation, use case-beskrivelser og diagrammer (mandag).</w:t>
       </w:r>
     </w:p>
     <w:p>
@@ -3427,31 +3253,7 @@
         <w:t>Mehmet:</w:t>
       </w:r>
       <w:r>
-        <w:t xml:space="preserve"> opsætning af Maven, </w:t>
-      </w:r>
-      <w:proofErr w:type="spellStart"/>
-      <w:r>
-        <w:t>JavaFX</w:t>
-      </w:r>
-      <w:proofErr w:type="spellEnd"/>
-      <w:r>
-        <w:t xml:space="preserve"> og </w:t>
-      </w:r>
-      <w:proofErr w:type="spellStart"/>
-      <w:r>
-        <w:t>git</w:t>
-      </w:r>
-      <w:proofErr w:type="spellEnd"/>
-      <w:r>
-        <w:t xml:space="preserve">-samarbejdet, modelklasserne og de første </w:t>
-      </w:r>
-      <w:proofErr w:type="spellStart"/>
-      <w:r>
-        <w:t>JUnit</w:t>
-      </w:r>
-      <w:proofErr w:type="spellEnd"/>
-      <w:r>
-        <w:t>-tests, procesrapporten.</w:t>
+        <w:t xml:space="preserve"> opsætning af Maven, JavaFX og git-samarbejdet, modelklasserne og de første JUnit-tests, procesrapporten.</w:t>
       </w:r>
     </w:p>
     <w:p>
@@ -3473,15 +3275,7 @@
         <w:t>Chadi:</w:t>
       </w:r>
       <w:r>
-        <w:t xml:space="preserve"> hovedansvar for implementeringen fra tirsdag, herunder </w:t>
-      </w:r>
-      <w:proofErr w:type="spellStart"/>
-      <w:r>
-        <w:t>JavaFX</w:t>
-      </w:r>
-      <w:proofErr w:type="spellEnd"/>
-      <w:r>
-        <w:t>-brugerfladen, opgave- og pointlogikken, persistens, rapportfunktionen og koblingen til hjemmesiden.</w:t>
+        <w:t xml:space="preserve"> hovedansvar for implementeringen fra tirsdag, herunder JavaFX-brugerfladen, opgave- og pointlogikken, persistens, rapportfunktionen og koblingen til hjemmesiden.</w:t>
       </w:r>
     </w:p>
     <w:p>
@@ -3505,35 +3299,7 @@
         <w:rPr>
           <w:bCs/>
         </w:rPr>
-        <w:t xml:space="preserve"> gennemgang og rettelse af projektrapport og procesrapport, </w:t>
-      </w:r>
-      <w:proofErr w:type="spellStart"/>
-      <w:r>
-        <w:rPr>
-          <w:bCs/>
-        </w:rPr>
-        <w:t>black</w:t>
-      </w:r>
-      <w:proofErr w:type="spellEnd"/>
-      <w:r>
-        <w:rPr>
-          <w:bCs/>
-        </w:rPr>
-        <w:t xml:space="preserve"> box-test, kontrol af krav, </w:t>
-      </w:r>
-      <w:proofErr w:type="spellStart"/>
-      <w:r>
-        <w:rPr>
-          <w:bCs/>
-        </w:rPr>
-        <w:t>use</w:t>
-      </w:r>
-      <w:proofErr w:type="spellEnd"/>
-      <w:r>
-        <w:rPr>
-          <w:bCs/>
-        </w:rPr>
-        <w:t xml:space="preserve"> cases og diagrammer samt klargøring til den endelige aflevering.</w:t>
+        <w:t xml:space="preserve"> gennemgang og rettelse af projektrapport og procesrapport, black box-test, kontrol af krav, use cases og diagrammer samt klargøring til den endelige aflevering.</w:t>
       </w:r>
     </w:p>
     <w:p>
@@ -3611,15 +3377,6 @@
         </w:rPr>
         <w:t>For at sikre fælles forståelse gennemgik vi løbende hinandens arbejde på Teams og forklarede de vigtigste ændringer i kode, diagrammer og rapporter. Det lykkedes overordnet, men den korte tidsplan betød, at vi ikke kunne gennemgå alt lige grundigt. Derfor blev det ekstra vigtigt, at vi til sidst gennemgik de centrale funktioner og sammenhængen mellem krav, kode og test.</w:t>
       </w:r>
-    </w:p>
-    <w:p>
-      <w:pPr>
-        <w:pStyle w:val="Brdtekst1"/>
-        <w:ind w:left="360"/>
-        <w:rPr>
-          <w:lang w:val="da-DK"/>
-        </w:rPr>
-      </w:pPr>
     </w:p>
     <w:p>
       <w:pPr>
@@ -3656,14 +3413,7 @@
         <w:rPr>
           <w:lang w:val="da-DK"/>
         </w:rPr>
-        <w:t xml:space="preserve"> Ved vejledningsmødet om reeksamen fik vi at vide, at vi kunne gå op med det eksisterende produkt og nye rapporter. Chadi foreslog i stedet at starte forfra med et fælles projekt, der samler idéer fra begge vores tidligere projekter. Mehmet var i begyndelsen tøvende. Han var usikker på, om det var tilladt at blande projekterne, og bekymret for, om vi kunne nå det på så få dage uden at miste ejerskabet. Vi havde fået dispensation til at gå op i det eksisterende materiale. Men </w:t>
-      </w:r>
-      <w:r>
-        <w:rPr>
-          <w:lang w:val="da-DK"/>
-        </w:rPr>
-        <w:lastRenderedPageBreak/>
-        <w:t>da vi kom fra to forskellige grupper, og kursusbeskrivelsen som udgangspunkt kræver et nyt projekt, besluttede vi at starte forfra.</w:t>
+        <w:t xml:space="preserve"> Ved vejledningsmødet om reeksamen fik vi at vide, at vi kunne gå op med det eksisterende produkt og nye rapporter. Chadi foreslog i stedet at starte forfra med et fælles projekt, der samler idéer fra begge vores tidligere projekter. Mehmet var i begyndelsen tøvende. Han var usikker på, om det var tilladt at blande projekterne, og bekymret for, om vi kunne nå det på så få dage uden at miste ejerskabet. Vi havde fået dispensation til at gå op i det eksisterende materiale. Men da vi kom fra to forskellige grupper, og kursusbeskrivelsen som udgangspunkt kræver et nyt projekt, besluttede vi at starte forfra.</w:t>
       </w:r>
     </w:p>
     <w:p>
@@ -3679,167 +3429,14 @@
           <w:b/>
           <w:lang w:val="da-DK"/>
         </w:rPr>
+        <w:lastRenderedPageBreak/>
         <w:t>Argumentation:</w:t>
       </w:r>
       <w:r>
         <w:rPr>
           <w:lang w:val="da-DK"/>
         </w:rPr>
-        <w:t xml:space="preserve"> </w:t>
-      </w:r>
-      <w:proofErr w:type="spellStart"/>
-      <w:r>
-        <w:rPr>
-          <w:lang w:val="da-DK"/>
-        </w:rPr>
-        <w:t>Tuckman</w:t>
-      </w:r>
-      <w:proofErr w:type="spellEnd"/>
-      <w:r>
-        <w:rPr>
-          <w:lang w:val="da-DK"/>
-        </w:rPr>
-        <w:t xml:space="preserve"> (1965) beskriver, at en gruppe gennemgår faserne </w:t>
-      </w:r>
-      <w:proofErr w:type="spellStart"/>
-      <w:r>
-        <w:rPr>
-          <w:lang w:val="da-DK"/>
-        </w:rPr>
-        <w:t>forming</w:t>
-      </w:r>
-      <w:proofErr w:type="spellEnd"/>
-      <w:r>
-        <w:rPr>
-          <w:lang w:val="da-DK"/>
-        </w:rPr>
-        <w:t xml:space="preserve">, </w:t>
-      </w:r>
-      <w:proofErr w:type="spellStart"/>
-      <w:r>
-        <w:rPr>
-          <w:lang w:val="da-DK"/>
-        </w:rPr>
-        <w:t>storming</w:t>
-      </w:r>
-      <w:proofErr w:type="spellEnd"/>
-      <w:r>
-        <w:rPr>
-          <w:lang w:val="da-DK"/>
-        </w:rPr>
-        <w:t xml:space="preserve">, </w:t>
-      </w:r>
-      <w:proofErr w:type="spellStart"/>
-      <w:r>
-        <w:rPr>
-          <w:lang w:val="da-DK"/>
-        </w:rPr>
-        <w:t>norming</w:t>
-      </w:r>
-      <w:proofErr w:type="spellEnd"/>
-      <w:r>
-        <w:rPr>
-          <w:lang w:val="da-DK"/>
-        </w:rPr>
-        <w:t xml:space="preserve"> og </w:t>
-      </w:r>
-      <w:proofErr w:type="spellStart"/>
-      <w:r>
-        <w:rPr>
-          <w:lang w:val="da-DK"/>
-        </w:rPr>
-        <w:t>performing</w:t>
-      </w:r>
-      <w:proofErr w:type="spellEnd"/>
-      <w:r>
-        <w:rPr>
-          <w:lang w:val="da-DK"/>
-        </w:rPr>
-        <w:t xml:space="preserve"> (figur 2). Som ny gruppe med en meget kort deadline gik vi næsten direkte fra </w:t>
-      </w:r>
-      <w:proofErr w:type="spellStart"/>
-      <w:r>
-        <w:rPr>
-          <w:lang w:val="da-DK"/>
-        </w:rPr>
-        <w:t>forming</w:t>
-      </w:r>
-      <w:proofErr w:type="spellEnd"/>
-      <w:r>
-        <w:rPr>
-          <w:lang w:val="da-DK"/>
-        </w:rPr>
-        <w:t xml:space="preserve"> til </w:t>
-      </w:r>
-      <w:proofErr w:type="spellStart"/>
-      <w:r>
-        <w:rPr>
-          <w:lang w:val="da-DK"/>
-        </w:rPr>
-        <w:t>storming</w:t>
-      </w:r>
-      <w:proofErr w:type="spellEnd"/>
-      <w:r>
-        <w:rPr>
-          <w:lang w:val="da-DK"/>
-        </w:rPr>
-        <w:t xml:space="preserve">. Uenigheden om at starte forfra var vores første </w:t>
-      </w:r>
-      <w:proofErr w:type="spellStart"/>
-      <w:r>
-        <w:rPr>
-          <w:lang w:val="da-DK"/>
-        </w:rPr>
-        <w:t>storming</w:t>
-      </w:r>
-      <w:proofErr w:type="spellEnd"/>
-      <w:r>
-        <w:rPr>
-          <w:lang w:val="da-DK"/>
-        </w:rPr>
-        <w:t xml:space="preserve">. Gruppekontrakten, som vi skrev samme dag, var et forsøg på hurtigt at komme videre til </w:t>
-      </w:r>
-      <w:proofErr w:type="spellStart"/>
-      <w:r>
-        <w:rPr>
-          <w:lang w:val="da-DK"/>
-        </w:rPr>
-        <w:t>norming</w:t>
-      </w:r>
-      <w:proofErr w:type="spellEnd"/>
-      <w:r>
-        <w:rPr>
-          <w:lang w:val="da-DK"/>
-        </w:rPr>
-        <w:t xml:space="preserve">, så vi kunne nå </w:t>
-      </w:r>
-      <w:proofErr w:type="spellStart"/>
-      <w:r>
-        <w:rPr>
-          <w:lang w:val="da-DK"/>
-        </w:rPr>
-        <w:t>performing</w:t>
-      </w:r>
-      <w:proofErr w:type="spellEnd"/>
-      <w:r>
-        <w:rPr>
-          <w:lang w:val="da-DK"/>
-        </w:rPr>
-        <w:t xml:space="preserve"> på de få dage, vi havde. I Chadis tidligere gruppe blev gruppen sat tilbage til </w:t>
-      </w:r>
-      <w:proofErr w:type="spellStart"/>
-      <w:r>
-        <w:rPr>
-          <w:lang w:val="da-DK"/>
-        </w:rPr>
-        <w:t>forming</w:t>
-      </w:r>
-      <w:proofErr w:type="spellEnd"/>
-      <w:r>
-        <w:rPr>
-          <w:lang w:val="da-DK"/>
-        </w:rPr>
-        <w:t>, da den gik fra fire til to medlemmer, men planen blev ikke ændret.</w:t>
+        <w:t xml:space="preserve"> Tuckman (1965) beskriver, at en gruppe gennemgår faserne forming, storming, norming og performing (figur 2). Som ny gruppe med en meget kort deadline gik vi næsten direkte fra forming til storming. Uenigheden om at starte forfra var vores første storming. Gruppekontrakten, som vi skrev samme dag, var et forsøg på hurtigt at komme videre til norming, så vi kunne nå performing på de få dage, vi havde. I Chadis tidligere gruppe blev gruppen sat tilbage til forming, da den gik fra fire til to medlemmer, men planen blev ikke ændret.</w:t>
       </w:r>
     </w:p>
     <w:p>
@@ -3854,63 +3451,7 @@
         <w:rPr>
           <w:lang w:val="da-DK"/>
         </w:rPr>
-        <w:t xml:space="preserve">Vi oplevede overgangen mellem faserne meget hurtigt, fordi projektperioden kun var få dage. I </w:t>
-      </w:r>
-      <w:proofErr w:type="spellStart"/>
-      <w:r>
-        <w:rPr>
-          <w:lang w:val="da-DK"/>
-        </w:rPr>
-        <w:t>forming</w:t>
-      </w:r>
-      <w:proofErr w:type="spellEnd"/>
-      <w:r>
-        <w:rPr>
-          <w:lang w:val="da-DK"/>
-        </w:rPr>
-        <w:t xml:space="preserve">-fasen skulle vi først finde ud af, hvordan vi ville arbejde sammen, og hvem der tog ansvar for hvad. Uenigheden om at starte forfra blev vores </w:t>
-      </w:r>
-      <w:proofErr w:type="spellStart"/>
-      <w:r>
-        <w:rPr>
-          <w:lang w:val="da-DK"/>
-        </w:rPr>
-        <w:t>storming</w:t>
-      </w:r>
-      <w:proofErr w:type="spellEnd"/>
-      <w:r>
-        <w:rPr>
-          <w:lang w:val="da-DK"/>
-        </w:rPr>
-        <w:t xml:space="preserve">-fase. Det, der hjalp os videre, var, at vi fik talt uenigheden igennem og lavede en gruppekontrakt med klare aftaler om arbejdsdeling og kommunikation. Derefter kom vi hurtigt videre til </w:t>
-      </w:r>
-      <w:proofErr w:type="spellStart"/>
-      <w:r>
-        <w:rPr>
-          <w:lang w:val="da-DK"/>
-        </w:rPr>
-        <w:t>norming</w:t>
-      </w:r>
-      <w:proofErr w:type="spellEnd"/>
-      <w:r>
-        <w:rPr>
-          <w:lang w:val="da-DK"/>
-        </w:rPr>
-        <w:t xml:space="preserve">, hvor rollerne blev tydeligere, og til sidst </w:t>
-      </w:r>
-      <w:proofErr w:type="spellStart"/>
-      <w:r>
-        <w:rPr>
-          <w:lang w:val="da-DK"/>
-        </w:rPr>
-        <w:t>performing</w:t>
-      </w:r>
-      <w:proofErr w:type="spellEnd"/>
-      <w:r>
-        <w:rPr>
-          <w:lang w:val="da-DK"/>
-        </w:rPr>
-        <w:t xml:space="preserve">, hvor vi kunne arbejde mere selvstændigt og effektivt mod det fælles mål. </w:t>
+        <w:t xml:space="preserve">Vi oplevede overgangen mellem faserne meget hurtigt, fordi projektperioden kun var få dage. I forming-fasen skulle vi først finde ud af, hvordan vi ville arbejde sammen, og hvem der tog ansvar for hvad. Uenigheden om at starte forfra blev vores storming-fase. Det, der hjalp os videre, var, at vi fik talt uenigheden igennem og lavede en gruppekontrakt med klare aftaler om arbejdsdeling og kommunikation. Derefter kom vi hurtigt videre til norming, hvor rollerne blev tydeligere, og til sidst performing, hvor vi kunne arbejde mere selvstændigt og effektivt mod det fælles mål. </w:t>
       </w:r>
     </w:p>
     <w:p>
@@ -3990,67 +3531,7 @@
           <w:sz w:val="18"/>
           <w:lang w:val="da-DK"/>
         </w:rPr>
-        <w:t xml:space="preserve">Figur 2: </w:t>
-      </w:r>
-      <w:proofErr w:type="spellStart"/>
-      <w:r>
-        <w:rPr>
-          <w:i/>
-          <w:iCs/>
-          <w:sz w:val="18"/>
-          <w:lang w:val="da-DK"/>
-        </w:rPr>
-        <w:t>Tuckmans</w:t>
-      </w:r>
-      <w:proofErr w:type="spellEnd"/>
-      <w:r>
-        <w:rPr>
-          <w:i/>
-          <w:iCs/>
-          <w:sz w:val="18"/>
-          <w:lang w:val="da-DK"/>
-        </w:rPr>
-        <w:t xml:space="preserve"> faser for en gruppes udvikling. Kilde: </w:t>
-      </w:r>
-      <w:proofErr w:type="spellStart"/>
-      <w:r>
-        <w:rPr>
-          <w:i/>
-          <w:iCs/>
-          <w:sz w:val="18"/>
-          <w:lang w:val="da-DK"/>
-        </w:rPr>
-        <w:t>Sampson</w:t>
-      </w:r>
-      <w:proofErr w:type="spellEnd"/>
-      <w:r>
-        <w:rPr>
-          <w:i/>
-          <w:iCs/>
-          <w:sz w:val="18"/>
-          <w:lang w:val="da-DK"/>
-        </w:rPr>
-        <w:t>-Jones (</w:t>
-      </w:r>
-      <w:proofErr w:type="spellStart"/>
-      <w:r>
-        <w:rPr>
-          <w:i/>
-          <w:iCs/>
-          <w:sz w:val="18"/>
-          <w:lang w:val="da-DK"/>
-        </w:rPr>
-        <w:t>u.å</w:t>
-      </w:r>
-      <w:proofErr w:type="spellEnd"/>
-      <w:r>
-        <w:rPr>
-          <w:i/>
-          <w:iCs/>
-          <w:sz w:val="18"/>
-          <w:lang w:val="da-DK"/>
-        </w:rPr>
-        <w:t>.).</w:t>
+        <w:t>Figur 2: Tuckmans faser for en gruppes udvikling. Kilde: Sampson-Jones (u.å.).</w:t>
       </w:r>
     </w:p>
     <w:p>
@@ -4111,33 +3592,11 @@
           <w:lang w:val="da-DK"/>
         </w:rPr>
       </w:pPr>
-      <w:proofErr w:type="spellStart"/>
-      <w:r>
-        <w:rPr>
-          <w:lang w:val="da-DK"/>
-        </w:rPr>
-        <w:t>Glasls</w:t>
-      </w:r>
-      <w:proofErr w:type="spellEnd"/>
-      <w:r>
-        <w:rPr>
-          <w:lang w:val="da-DK"/>
-        </w:rPr>
-        <w:t xml:space="preserve"> konflikttrappe (</w:t>
-      </w:r>
-      <w:proofErr w:type="spellStart"/>
-      <w:r>
-        <w:rPr>
-          <w:lang w:val="da-DK"/>
-        </w:rPr>
-        <w:t>Glasl</w:t>
-      </w:r>
-      <w:proofErr w:type="spellEnd"/>
-      <w:r>
-        <w:rPr>
-          <w:lang w:val="da-DK"/>
-        </w:rPr>
-        <w:t xml:space="preserve">, 1999) beskriver, hvordan en konflikt kan trappes op over ni trin. I den grønne zone søger parterne stadig en løsning, der er god for begge. I den gule zone handler det om, at nogen skal vinde og nogen tabe, og i den røde zone taber begge. Vores uenighed om at starte forfra blev i den grønne zone. Den handlede om sagen og ikke om personerne, og vi afgjorde den ud fra et fælles, objektivt grundlag: kursusbeskrivelsen og den dispensation, vi havde fået. </w:t>
+      <w:r>
+        <w:rPr>
+          <w:lang w:val="da-DK"/>
+        </w:rPr>
+        <w:t xml:space="preserve">Glasls konflikttrappe (Glasl, 1999) beskriver, hvordan en konflikt kan trappes op over ni trin. I den grønne zone søger parterne stadig en løsning, der er god for begge. I den gule zone handler det om, at nogen skal vinde og nogen tabe, og i den røde zone taber begge. Vores uenighed om at starte forfra blev i den grønne zone. Den handlede om sagen og ikke om personerne, og vi afgjorde den ud fra et fælles, objektivt grundlag: kursusbeskrivelsen og den dispensation, vi havde fået. </w:t>
       </w:r>
     </w:p>
     <w:p>
@@ -4153,21 +3612,7 @@
           <w:lang w:val="da-DK"/>
         </w:rPr>
         <w:lastRenderedPageBreak/>
-        <w:t xml:space="preserve">I Chadis tidligere gruppe blandede personlige følelser sig til tider i de faglige uenigheder. Ifølge </w:t>
-      </w:r>
-      <w:proofErr w:type="spellStart"/>
-      <w:r>
-        <w:rPr>
-          <w:lang w:val="da-DK"/>
-        </w:rPr>
-        <w:t>Glasl</w:t>
-      </w:r>
-      <w:proofErr w:type="spellEnd"/>
-      <w:r>
-        <w:rPr>
-          <w:lang w:val="da-DK"/>
-        </w:rPr>
-        <w:t xml:space="preserve"> er det et tegn på, at en konflikt er på vej op ad trappen, fordi fokus flytter fra sagen til personen. </w:t>
+        <w:t xml:space="preserve">I Chadis tidligere gruppe blandede personlige følelser sig til tider i de faglige uenigheder. Ifølge Glasl er det et tegn på, at en konflikt er på vej op ad trappen, fordi fokus flytter fra sagen til personen. </w:t>
       </w:r>
     </w:p>
     <w:p>
@@ -4257,35 +3702,7 @@
         <w:rPr>
           <w:lang w:val="da-DK"/>
         </w:rPr>
-        <w:t xml:space="preserve">Dual </w:t>
-      </w:r>
-      <w:proofErr w:type="spellStart"/>
-      <w:r>
-        <w:rPr>
-          <w:lang w:val="da-DK"/>
-        </w:rPr>
-        <w:t>Concern</w:t>
-      </w:r>
-      <w:proofErr w:type="spellEnd"/>
-      <w:r>
-        <w:rPr>
-          <w:lang w:val="da-DK"/>
-        </w:rPr>
-        <w:t>-teorien (</w:t>
-      </w:r>
-      <w:proofErr w:type="spellStart"/>
-      <w:r>
-        <w:rPr>
-          <w:lang w:val="da-DK"/>
-        </w:rPr>
-        <w:t>Pruitt</w:t>
-      </w:r>
-      <w:proofErr w:type="spellEnd"/>
-      <w:r>
-        <w:rPr>
-          <w:lang w:val="da-DK"/>
-        </w:rPr>
-        <w:t xml:space="preserve"> &amp; Rubin, 1986) placerer fem konfliktstile efter, hvor meget man går op i sine egne mål, og hvor meget man går op i den andens mål. </w:t>
+        <w:t xml:space="preserve">Dual Concern-teorien (Pruitt &amp; Rubin, 1986) placerer fem konfliktstile efter, hvor meget man går op i sine egne mål, og hvor meget man går op i den andens mål. </w:t>
       </w:r>
     </w:p>
     <w:p>
@@ -4300,21 +3717,7 @@
         <w:rPr>
           <w:lang w:val="da-DK"/>
         </w:rPr>
-        <w:t xml:space="preserve">De to akser i Dual </w:t>
-      </w:r>
-      <w:proofErr w:type="spellStart"/>
-      <w:r>
-        <w:rPr>
-          <w:lang w:val="da-DK"/>
-        </w:rPr>
-        <w:t>Concern</w:t>
-      </w:r>
-      <w:proofErr w:type="spellEnd"/>
-      <w:r>
-        <w:rPr>
-          <w:lang w:val="da-DK"/>
-        </w:rPr>
-        <w:t>-modellen er hensynet til egne mål og hensynet til den andens mål. De fem konfliktstile er konkurrerende, problemløsende, kompromissøgende, imødekommende og undgående. I uenigheden om at starte forfra havde Chadi først en mere konkurrerende stil, fordi han pressede på for sin løsning, mens Mehmet var mere imødekommende, da han accepterede at starte forfra trods sine bekymringer. Gennem dialog bevægede vi os mod en mere problemløsende stil, hvor beslutningen blev truffet ud fra projektets krav og tidsramme.</w:t>
+        <w:t>De to akser i Dual Concern-modellen er hensynet til egne mål og hensynet til den andens mål. De fem konfliktstile er konkurrerende, problemløsende, kompromissøgende, imødekommende og undgående. I uenigheden om at starte forfra havde Chadi først en mere konkurrerende stil, fordi han pressede på for sin løsning, mens Mehmet var mere imødekommende, da han accepterede at starte forfra trods sine bekymringer. Gennem dialog bevægede vi os mod en mere problemløsende stil, hvor beslutningen blev truffet ud fra projektets krav og tidsramme.</w:t>
       </w:r>
     </w:p>
     <w:p>
@@ -4344,15 +3747,7 @@
       </w:pPr>
       <w:bookmarkStart w:id="8" w:name="_Toc243009531"/>
       <w:r>
-        <w:t xml:space="preserve">Social </w:t>
-      </w:r>
-      <w:proofErr w:type="spellStart"/>
-      <w:r>
-        <w:t>loafing</w:t>
-      </w:r>
-      <w:proofErr w:type="spellEnd"/>
-      <w:r>
-        <w:t xml:space="preserve"> og ejerskab</w:t>
+        <w:t>Social loafing og ejerskab</w:t>
       </w:r>
       <w:bookmarkEnd w:id="8"/>
     </w:p>
@@ -4368,77 +3763,7 @@
         <w:rPr>
           <w:lang w:val="da-DK"/>
         </w:rPr>
-        <w:t xml:space="preserve">Social </w:t>
-      </w:r>
-      <w:proofErr w:type="spellStart"/>
-      <w:r>
-        <w:rPr>
-          <w:lang w:val="da-DK"/>
-        </w:rPr>
-        <w:t>loafing</w:t>
-      </w:r>
-      <w:proofErr w:type="spellEnd"/>
-      <w:r>
-        <w:rPr>
-          <w:lang w:val="da-DK"/>
-        </w:rPr>
-        <w:t xml:space="preserve"> betegner, at et gruppemedlem yder mindre i en gruppe, end det ville have gjort alene, fordi andre tager over. Artiklen "</w:t>
-      </w:r>
-      <w:proofErr w:type="spellStart"/>
-      <w:r>
-        <w:rPr>
-          <w:lang w:val="da-DK"/>
-        </w:rPr>
-        <w:t>Coping</w:t>
-      </w:r>
-      <w:proofErr w:type="spellEnd"/>
-      <w:r>
-        <w:rPr>
-          <w:lang w:val="da-DK"/>
-        </w:rPr>
-        <w:t xml:space="preserve"> with </w:t>
-      </w:r>
-      <w:proofErr w:type="spellStart"/>
-      <w:r>
-        <w:rPr>
-          <w:lang w:val="da-DK"/>
-        </w:rPr>
-        <w:t>Hitchhikers</w:t>
-      </w:r>
-      <w:proofErr w:type="spellEnd"/>
-      <w:r>
-        <w:rPr>
-          <w:lang w:val="da-DK"/>
-        </w:rPr>
-        <w:t xml:space="preserve"> and </w:t>
-      </w:r>
-      <w:proofErr w:type="spellStart"/>
-      <w:r>
-        <w:rPr>
-          <w:lang w:val="da-DK"/>
-        </w:rPr>
-        <w:t>Couch</w:t>
-      </w:r>
-      <w:proofErr w:type="spellEnd"/>
-      <w:r>
-        <w:rPr>
-          <w:lang w:val="da-DK"/>
-        </w:rPr>
-        <w:t xml:space="preserve"> </w:t>
-      </w:r>
-      <w:proofErr w:type="spellStart"/>
-      <w:r>
-        <w:rPr>
-          <w:lang w:val="da-DK"/>
-        </w:rPr>
-        <w:t>Potatoes</w:t>
-      </w:r>
-      <w:proofErr w:type="spellEnd"/>
-      <w:r>
-        <w:rPr>
-          <w:lang w:val="da-DK"/>
-        </w:rPr>
-        <w:t xml:space="preserve"> on Teams" (Oakley, 2002), handler om, hvordan en gruppe håndterer medlemmer, der ikke bidrager. </w:t>
+        <w:t xml:space="preserve">Social loafing betegner, at et gruppemedlem yder mindre i en gruppe, end det ville have gjort alene, fordi andre tager over. Artiklen "Coping with Hitchhikers and Couch Potatoes on Teams" (Oakley, 2002), handler om, hvordan en gruppe håndterer medlemmer, der ikke bidrager. </w:t>
       </w:r>
     </w:p>
     <w:p>
@@ -4597,21 +3922,7 @@
         <w:rPr>
           <w:lang w:val="da-DK"/>
         </w:rPr>
-        <w:t xml:space="preserve"> brainstorm og aktøroversigt, kravspecifikation, </w:t>
-      </w:r>
-      <w:proofErr w:type="spellStart"/>
-      <w:r>
-        <w:rPr>
-          <w:lang w:val="da-DK"/>
-        </w:rPr>
-        <w:t>use</w:t>
-      </w:r>
-      <w:proofErr w:type="spellEnd"/>
-      <w:r>
-        <w:rPr>
-          <w:lang w:val="da-DK"/>
-        </w:rPr>
-        <w:t xml:space="preserve"> case-beskrivelser og diagrammer. Alt blev </w:t>
+        <w:t xml:space="preserve"> brainstorm og aktøroversigt, kravspecifikation, use case-beskrivelser og diagrammer. Alt blev </w:t>
       </w:r>
       <w:r>
         <w:rPr>
@@ -4654,35 +3965,7 @@
         <w:rPr>
           <w:lang w:val="da-DK"/>
         </w:rPr>
-        <w:t xml:space="preserve">Kravspecifikationen bygger på </w:t>
-      </w:r>
-      <w:proofErr w:type="spellStart"/>
-      <w:r>
-        <w:rPr>
-          <w:lang w:val="da-DK"/>
-        </w:rPr>
-        <w:t>Kløverly</w:t>
-      </w:r>
-      <w:proofErr w:type="spellEnd"/>
-      <w:r>
-        <w:rPr>
-          <w:lang w:val="da-DK"/>
-        </w:rPr>
-        <w:t xml:space="preserve">-casen, vores fælles brainstorm og begge tidligere projekter. Alle krav har et ID (FR01–FR20 og NFR01–NFR06), så et krav kan følges fra </w:t>
-      </w:r>
-      <w:proofErr w:type="spellStart"/>
-      <w:r>
-        <w:rPr>
-          <w:lang w:val="da-DK"/>
-        </w:rPr>
-        <w:t>use</w:t>
-      </w:r>
-      <w:proofErr w:type="spellEnd"/>
-      <w:r>
-        <w:rPr>
-          <w:lang w:val="da-DK"/>
-        </w:rPr>
-        <w:t xml:space="preserve"> case til diagram, kode og test. Det er</w:t>
+        <w:t>Kravspecifikationen bygger på Kløverly-casen, vores fælles brainstorm og begge tidligere projekter. Alle krav har et ID (FR01–FR20 og NFR01–NFR06), så et krav kan følges fra use case til diagram, kode og test. Det er</w:t>
       </w:r>
       <w:r>
         <w:rPr>
@@ -4910,21 +4193,7 @@
         <w:rPr>
           <w:lang w:val="da-DK"/>
         </w:rPr>
-        <w:t xml:space="preserve">Vi oplevede dog hurtigt, at faserne ikke er helt adskilte. Da modelklasserne blev implementeret ud fra klassediagrammet, viste der sig fem uoverensstemmelser i diagrammet. Bytteopgave havde for eksempel både sine egne felter for ydelse og pris og de arvede felter beskrivelse og point. Opgave havde en </w:t>
-      </w:r>
-      <w:proofErr w:type="spellStart"/>
-      <w:r>
-        <w:rPr>
-          <w:lang w:val="da-DK"/>
-        </w:rPr>
-        <w:t>setPoint</w:t>
-      </w:r>
-      <w:proofErr w:type="spellEnd"/>
-      <w:r>
-        <w:rPr>
-          <w:lang w:val="da-DK"/>
-        </w:rPr>
-        <w:t>-metode, som kunne få saldo og historik til at vise forskellige tal, og Beboer manglede metoder til at redigere navn og husnummer (FR02).</w:t>
+        <w:t>Vi oplevede dog hurtigt, at faserne ikke er helt adskilte. Da modelklasserne blev implementeret ud fra klassediagrammet, viste der sig fem uoverensstemmelser i diagrammet. Bytteopgave havde for eksempel både sine egne felter for ydelse og pris og de arvede felter beskrivelse og point. Opgave havde en setPoint-metode, som kunne få saldo og historik til at vise forskellige tal, og Beboer manglede metoder til at redigere navn og husnummer (FR02).</w:t>
       </w:r>
       <w:r>
         <w:rPr>
@@ -5012,77 +4281,7 @@
         <w:rPr>
           <w:lang w:val="da-DK"/>
         </w:rPr>
-        <w:t xml:space="preserve">Vi har brugt </w:t>
-      </w:r>
-      <w:proofErr w:type="spellStart"/>
-      <w:r>
-        <w:rPr>
-          <w:lang w:val="da-DK"/>
-        </w:rPr>
-        <w:t>Astah</w:t>
-      </w:r>
-      <w:proofErr w:type="spellEnd"/>
-      <w:r>
-        <w:rPr>
-          <w:lang w:val="da-DK"/>
-        </w:rPr>
-        <w:t xml:space="preserve"> til diagrammer, </w:t>
-      </w:r>
-      <w:proofErr w:type="spellStart"/>
-      <w:r>
-        <w:rPr>
-          <w:lang w:val="da-DK"/>
-        </w:rPr>
-        <w:t>IntelliJ</w:t>
-      </w:r>
-      <w:proofErr w:type="spellEnd"/>
-      <w:r>
-        <w:rPr>
-          <w:lang w:val="da-DK"/>
-        </w:rPr>
-        <w:t xml:space="preserve"> med Maven og </w:t>
-      </w:r>
-      <w:proofErr w:type="spellStart"/>
-      <w:r>
-        <w:rPr>
-          <w:lang w:val="da-DK"/>
-        </w:rPr>
-        <w:t>JavaFX</w:t>
-      </w:r>
-      <w:proofErr w:type="spellEnd"/>
-      <w:r>
-        <w:rPr>
-          <w:lang w:val="da-DK"/>
-        </w:rPr>
-        <w:t xml:space="preserve"> til koden og Git og GitHub til versionsstyring. I Mehmets tidligere projekt blev der kun lavet ét </w:t>
-      </w:r>
-      <w:proofErr w:type="spellStart"/>
-      <w:r>
-        <w:rPr>
-          <w:lang w:val="da-DK"/>
-        </w:rPr>
-        <w:t>commit</w:t>
-      </w:r>
-      <w:proofErr w:type="spellEnd"/>
-      <w:r>
-        <w:rPr>
-          <w:lang w:val="da-DK"/>
-        </w:rPr>
-        <w:t xml:space="preserve">, hvilket vejlederen bemærkede. Denne gang har vi begge </w:t>
-      </w:r>
-      <w:proofErr w:type="spellStart"/>
-      <w:r>
-        <w:rPr>
-          <w:lang w:val="da-DK"/>
-        </w:rPr>
-        <w:t>committet</w:t>
-      </w:r>
-      <w:proofErr w:type="spellEnd"/>
-      <w:r>
-        <w:rPr>
-          <w:lang w:val="da-DK"/>
-        </w:rPr>
-        <w:t xml:space="preserve"> løbende, og der er </w:t>
+        <w:t xml:space="preserve">Vi har brugt Astah til diagrammer, IntelliJ med Maven og JavaFX til koden og Git og GitHub til versionsstyring. I Mehmets tidligere projekt blev der kun lavet ét commit, hvilket vejlederen bemærkede. Denne gang har vi begge committet løbende, og der er </w:t>
       </w:r>
       <w:r>
         <w:rPr>
@@ -5094,35 +4293,7 @@
         <w:rPr>
           <w:lang w:val="da-DK"/>
         </w:rPr>
-        <w:t xml:space="preserve"> </w:t>
-      </w:r>
-      <w:proofErr w:type="spellStart"/>
-      <w:r>
-        <w:rPr>
-          <w:lang w:val="da-DK"/>
-        </w:rPr>
-        <w:t>commits</w:t>
-      </w:r>
-      <w:proofErr w:type="spellEnd"/>
-      <w:r>
-        <w:rPr>
-          <w:lang w:val="da-DK"/>
-        </w:rPr>
-        <w:t xml:space="preserve"> fra os begge i løbet af ugen. De første </w:t>
-      </w:r>
-      <w:proofErr w:type="spellStart"/>
-      <w:r>
-        <w:rPr>
-          <w:lang w:val="da-DK"/>
-        </w:rPr>
-        <w:t>commit</w:t>
-      </w:r>
-      <w:proofErr w:type="spellEnd"/>
-      <w:r>
-        <w:rPr>
-          <w:lang w:val="da-DK"/>
-        </w:rPr>
-        <w:t xml:space="preserve">-beskeder </w:t>
+        <w:t xml:space="preserve"> commits fra os begge i løbet af ugen. De første commit-beskeder </w:t>
       </w:r>
       <w:r>
         <w:rPr>
@@ -5140,21 +4311,7 @@
         <w:rPr>
           <w:lang w:val="da-DK"/>
         </w:rPr>
-        <w:t xml:space="preserve"> krav-</w:t>
-      </w:r>
-      <w:proofErr w:type="spellStart"/>
-      <w:r>
-        <w:rPr>
-          <w:lang w:val="da-DK"/>
-        </w:rPr>
-        <w:t>ID'erne</w:t>
-      </w:r>
-      <w:proofErr w:type="spellEnd"/>
-      <w:r>
-        <w:rPr>
-          <w:lang w:val="da-DK"/>
-        </w:rPr>
-        <w:t xml:space="preserve">, fx "Tilføj modelklasser og tests for point (FR05-FR10, FR14-FR16, FR18)". Da tidspresset steg sidst på ugen, blev beskederne korte, fx bare "ret" eller "rettelser", </w:t>
+        <w:t xml:space="preserve"> krav-ID'erne, fx "Tilføj modelklasser og tests for point (FR05-FR10, FR14-FR16, FR18)". Da tidspresset steg sidst på ugen, blev beskederne korte, fx bare "ret" eller "rettelser", </w:t>
       </w:r>
       <w:r>
         <w:rPr>
@@ -5185,21 +4342,7 @@
         <w:rPr>
           <w:lang w:val="da-DK"/>
         </w:rPr>
-        <w:t xml:space="preserve"> via </w:t>
-      </w:r>
-      <w:proofErr w:type="spellStart"/>
-      <w:r>
-        <w:rPr>
-          <w:lang w:val="da-DK"/>
-        </w:rPr>
-        <w:t>git</w:t>
-      </w:r>
-      <w:proofErr w:type="spellEnd"/>
-      <w:r>
-        <w:rPr>
-          <w:lang w:val="da-DK"/>
-        </w:rPr>
-        <w:t>.</w:t>
+        <w:t xml:space="preserve"> via git.</w:t>
       </w:r>
       <w:r>
         <w:rPr>
@@ -5232,35 +4375,7 @@
         <w:rPr>
           <w:lang w:val="da-DK"/>
         </w:rPr>
-        <w:t xml:space="preserve">løbende at hente de nyeste ændringer og pushe vores egne </w:t>
-      </w:r>
-      <w:proofErr w:type="spellStart"/>
-      <w:r>
-        <w:rPr>
-          <w:lang w:val="da-DK"/>
-        </w:rPr>
-        <w:t>commits</w:t>
-      </w:r>
-      <w:proofErr w:type="spellEnd"/>
-      <w:r>
-        <w:rPr>
-          <w:lang w:val="da-DK"/>
-        </w:rPr>
-        <w:t xml:space="preserve">, så begge havde den aktuelle version af projektet. For Mehmet var det nyt at arbejde på denne måde, men under forløbet blev Git en naturlig del af samarbejdet. Vi lærte især, at små og løbende </w:t>
-      </w:r>
-      <w:proofErr w:type="spellStart"/>
-      <w:r>
-        <w:rPr>
-          <w:lang w:val="da-DK"/>
-        </w:rPr>
-        <w:t>commits</w:t>
-      </w:r>
-      <w:proofErr w:type="spellEnd"/>
-      <w:r>
-        <w:rPr>
-          <w:lang w:val="da-DK"/>
-        </w:rPr>
-        <w:t xml:space="preserve"> gør det lettere at følge udviklingen og finde tilbage til tidligere ændringer.</w:t>
+        <w:t>løbende at hente de nyeste ændringer og pushe vores egne commits, så begge havde den aktuelle version af projektet. For Mehmet var det nyt at arbejde på denne måde, men under forløbet blev Git en naturlig del af samarbejdet. Vi lærte især, at små og løbende commits gør det lettere at følge udviklingen og finde tilbage til tidligere ændringer.</w:t>
       </w:r>
       <w:r>
         <w:rPr>
@@ -5293,49 +4408,7 @@
         <w:rPr>
           <w:lang w:val="da-DK"/>
         </w:rPr>
-        <w:t xml:space="preserve"> det dog ikke. Torsdag havde vi begge rettet i </w:t>
-      </w:r>
-      <w:proofErr w:type="spellStart"/>
-      <w:r>
-        <w:rPr>
-          <w:lang w:val="da-DK"/>
-        </w:rPr>
-        <w:t>Astah</w:t>
-      </w:r>
-      <w:proofErr w:type="spellEnd"/>
-      <w:r>
-        <w:rPr>
-          <w:lang w:val="da-DK"/>
-        </w:rPr>
-        <w:t xml:space="preserve">-filen med diagrammerne, og da ændringerne blev flettet, forsvandt Mehmets rettelser. </w:t>
-      </w:r>
-      <w:proofErr w:type="spellStart"/>
-      <w:r>
-        <w:rPr>
-          <w:lang w:val="da-DK"/>
-        </w:rPr>
-        <w:t>Astah</w:t>
-      </w:r>
-      <w:proofErr w:type="spellEnd"/>
-      <w:r>
-        <w:rPr>
-          <w:lang w:val="da-DK"/>
-        </w:rPr>
-        <w:t xml:space="preserve"> gemmer alt i én binær fil, så </w:t>
-      </w:r>
-      <w:proofErr w:type="spellStart"/>
-      <w:r>
-        <w:rPr>
-          <w:lang w:val="da-DK"/>
-        </w:rPr>
-        <w:t>git</w:t>
-      </w:r>
-      <w:proofErr w:type="spellEnd"/>
-      <w:r>
-        <w:rPr>
-          <w:lang w:val="da-DK"/>
-        </w:rPr>
-        <w:t xml:space="preserve"> kan ikke flette ændringerne, og den ene version </w:t>
+        <w:t xml:space="preserve"> det dog ikke. Torsdag havde vi begge rettet i Astah-filen med diagrammerne, og da ændringerne blev flettet, forsvandt Mehmets rettelser. Astah gemmer alt i én binær fil, så git kan ikke flette ændringerne, og den ene version </w:t>
       </w:r>
       <w:r>
         <w:rPr>
@@ -5347,63 +4420,19 @@
         <w:rPr>
           <w:lang w:val="da-DK"/>
         </w:rPr>
-        <w:t xml:space="preserve"> bare. Vi fik rettelserne tilbage ved at hente filen fra et tidligere </w:t>
-      </w:r>
-      <w:proofErr w:type="spellStart"/>
-      <w:r>
-        <w:rPr>
-          <w:lang w:val="da-DK"/>
-        </w:rPr>
-        <w:t>commit</w:t>
-      </w:r>
-      <w:proofErr w:type="spellEnd"/>
-      <w:r>
-        <w:rPr>
-          <w:lang w:val="da-DK"/>
-        </w:rPr>
-        <w:t xml:space="preserve"> via terminalen i </w:t>
-      </w:r>
-      <w:proofErr w:type="spellStart"/>
-      <w:r>
-        <w:rPr>
-          <w:lang w:val="da-DK"/>
-        </w:rPr>
-        <w:t>intelliJ</w:t>
-      </w:r>
-      <w:proofErr w:type="spellEnd"/>
-      <w:r>
-        <w:rPr>
-          <w:lang w:val="da-DK"/>
-        </w:rPr>
-        <w:t xml:space="preserve">. Kort efter endte der konfliktmarkører i </w:t>
-      </w:r>
-      <w:proofErr w:type="spellStart"/>
-      <w:r>
-        <w:rPr>
-          <w:lang w:val="da-DK"/>
-        </w:rPr>
-        <w:t>WebDataManager</w:t>
-      </w:r>
-      <w:proofErr w:type="spellEnd"/>
-      <w:r>
-        <w:rPr>
-          <w:lang w:val="da-DK"/>
-        </w:rPr>
-        <w:t xml:space="preserve">, da Chadi hentede nogle gemte ændringer frem igen, og programmet kunne ikke bygges, før filen var ryddet op. Begge gange skete det, fordi vi arbejdede i den samme fil uden at sige det til hinanden først. Næste gang vil vi aftale, hvem der arbejder i en binær fil som </w:t>
-      </w:r>
-      <w:proofErr w:type="spellStart"/>
-      <w:r>
-        <w:rPr>
-          <w:lang w:val="da-DK"/>
-        </w:rPr>
-        <w:t>Astah</w:t>
-      </w:r>
-      <w:proofErr w:type="spellEnd"/>
-      <w:r>
-        <w:rPr>
-          <w:lang w:val="da-DK"/>
-        </w:rPr>
-        <w:t>-filen, og altid hente de nyeste ændringer, før vi går i gang.</w:t>
+        <w:t xml:space="preserve"> bare. Vi fik rettelserne tilbage ved at hente filen fra et tidligere commit</w:t>
+      </w:r>
+      <w:r>
+        <w:rPr>
+          <w:lang w:val="da-DK"/>
+        </w:rPr>
+        <w:t xml:space="preserve"> via terminalen i intelliJ</w:t>
+      </w:r>
+      <w:r>
+        <w:rPr>
+          <w:lang w:val="da-DK"/>
+        </w:rPr>
+        <w:t>. Kort efter endte der konfliktmarkører i WebDataManager, da Chadi hentede nogle gemte ændringer frem igen, og programmet kunne ikke bygges, før filen var ryddet op. Begge gange skete det, fordi vi arbejdede i den samme fil uden at sige det til hinanden først. Næste gang vil vi aftale, hvem der arbejder i en binær fil som Astah-filen, og altid hente de nyeste ændringer, før vi går i gang.</w:t>
       </w:r>
     </w:p>
     <w:p>
@@ -5434,21 +4463,7 @@
         <w:rPr>
           <w:lang w:val="da-DK"/>
         </w:rPr>
-        <w:t xml:space="preserve">Allerede den første aften skrev vi </w:t>
-      </w:r>
-      <w:proofErr w:type="spellStart"/>
-      <w:r>
-        <w:rPr>
-          <w:lang w:val="da-DK"/>
-        </w:rPr>
-        <w:t>JUnit</w:t>
-      </w:r>
-      <w:proofErr w:type="spellEnd"/>
-      <w:r>
-        <w:rPr>
-          <w:lang w:val="da-DK"/>
-        </w:rPr>
-        <w:t>-tests af reglerne for personlige point. Da vi senere besluttede, at point først gives, når en opgave er afsluttet (FR20), fejlede fem af de ti første tests, fordi de var skrevet efter den gamle regel. Chadi skrev derfor testene om, og den endelige testklasse har 11 tests. De dækker blandt andet, at en bytteopgave afvises, hvis beboeren har for få point, at saldoen aldrig kan blive negativ, og at en nulstilling bevarer historikken (FR07, FR10, FR15, FR16, FR18, FR20). Alle 11 tests bestod. I begge vores tidligere projekter blev test opfattet som en afsluttende aktivitet.</w:t>
+        <w:t>Allerede den første aften skrev vi JUnit-tests af reglerne for personlige point. Da vi senere besluttede, at point først gives, når en opgave er afsluttet (FR20), fejlede fem af de ti første tests, fordi de var skrevet efter den gamle regel. Chadi skrev derfor testene om, og den endelige testklasse har 11 tests. De dækker blandt andet, at en bytteopgave afvises, hvis beboeren har for få point, at saldoen aldrig kan blive negativ, og at en nulstilling bevarer historikken (FR07, FR10, FR15, FR16, FR18, FR20). Alle 11 tests bestod. I begge vores tidligere projekter blev test opfattet som en afsluttende aktivitet.</w:t>
       </w:r>
     </w:p>
     <w:p>
@@ -5464,35 +4479,7 @@
           <w:lang w:val="da-DK"/>
         </w:rPr>
         <w:lastRenderedPageBreak/>
-        <w:t xml:space="preserve">Senere gennemførte vi også 15 </w:t>
-      </w:r>
-      <w:proofErr w:type="spellStart"/>
-      <w:r>
-        <w:rPr>
-          <w:lang w:val="da-DK"/>
-        </w:rPr>
-        <w:t>black</w:t>
-      </w:r>
-      <w:proofErr w:type="spellEnd"/>
-      <w:r>
-        <w:rPr>
-          <w:lang w:val="da-DK"/>
-        </w:rPr>
-        <w:t xml:space="preserve"> box-tests gennem brugerfladen og 4 tests af hjemmesiden. Alle testene bestod. Det var en fordel at begynde med test tidligt, fordi vi kunne kontrollere pointreglerne, mens modellen stadig blev udviklet, og opdage fejl før resten af brugerfladen var færdig. De senere </w:t>
-      </w:r>
-      <w:proofErr w:type="spellStart"/>
-      <w:r>
-        <w:rPr>
-          <w:lang w:val="da-DK"/>
-        </w:rPr>
-        <w:t>black</w:t>
-      </w:r>
-      <w:proofErr w:type="spellEnd"/>
-      <w:r>
-        <w:rPr>
-          <w:lang w:val="da-DK"/>
-        </w:rPr>
-        <w:t xml:space="preserve"> box-tests viste derefter, at funktionerne også virkede korrekt gennem det færdige program.</w:t>
+        <w:t>Senere gennemførte vi også 15 black box-tests gennem brugerfladen og 4 tests af hjemmesiden. Alle testene bestod. Det var en fordel at begynde med test tidligt, fordi vi kunne kontrollere pointreglerne, mens modellen stadig blev udviklet, og opdage fejl før resten af brugerfladen var færdig. De senere black box-tests viste derefter, at funktionerne også virkede korrekt gennem det færdige program.</w:t>
       </w:r>
     </w:p>
     <w:p>
@@ -5541,39 +4528,7 @@
         <w:t>Chadi</w:t>
       </w:r>
       <w:r>
-        <w:t xml:space="preserve"> har brugt </w:t>
-      </w:r>
-      <w:proofErr w:type="spellStart"/>
-      <w:r>
-        <w:t>ChatGPT</w:t>
-      </w:r>
-      <w:proofErr w:type="spellEnd"/>
-      <w:r>
-        <w:t xml:space="preserve"> (</w:t>
-      </w:r>
-      <w:proofErr w:type="spellStart"/>
-      <w:r>
-        <w:t>OpenAI</w:t>
-      </w:r>
-      <w:proofErr w:type="spellEnd"/>
-      <w:r>
-        <w:t xml:space="preserve">, 2026) som sparringsværktøj under implementeringen. Det blev blandt andet brugt til at planlægge programstrukturen, skrive og rette </w:t>
-      </w:r>
-      <w:proofErr w:type="spellStart"/>
-      <w:r>
-        <w:t>JavaFX</w:t>
-      </w:r>
-      <w:proofErr w:type="spellEnd"/>
-      <w:r>
-        <w:t xml:space="preserve">-controllere, persistens, pointlogik og forbindelsen til hjemmesiden samt til fejlfinding, </w:t>
-      </w:r>
-      <w:proofErr w:type="spellStart"/>
-      <w:r>
-        <w:t>JUnit</w:t>
-      </w:r>
-      <w:proofErr w:type="spellEnd"/>
-      <w:r>
-        <w:t>-tests og tilpasning af UML-diagrammer til den endelige kode. Forslagene blev gennemgået, tilpasset og testet i programmet, før de blev beholdt.</w:t>
+        <w:t xml:space="preserve"> har brugt ChatGPT (OpenAI, 2026) som sparringsværktøj under implementeringen. Det blev blandt andet brugt til at planlægge programstrukturen, skrive og rette JavaFX-controllere, persistens, pointlogik og forbindelsen til hjemmesiden samt til fejlfinding, JUnit-tests og tilpasning af UML-diagrammer til den endelige kode. Forslagene blev gennemgået, tilpasset og testet i programmet, før de blev beholdt.</w:t>
       </w:r>
     </w:p>
     <w:p>
@@ -5590,15 +4545,7 @@
         <w:t>Mehmet</w:t>
       </w:r>
       <w:r>
-        <w:t xml:space="preserve"> har brugt Claude (</w:t>
-      </w:r>
-      <w:proofErr w:type="spellStart"/>
-      <w:r>
-        <w:t>Anthropic</w:t>
-      </w:r>
-      <w:proofErr w:type="spellEnd"/>
-      <w:r>
-        <w:t>, 2026) til</w:t>
+        <w:t xml:space="preserve"> har brugt Claude (Anthropic, 2026) til</w:t>
       </w:r>
       <w:r>
         <w:t xml:space="preserve"> først og fremmest</w:t>
@@ -5619,23 +4566,7 @@
         <w:t xml:space="preserve"> få hjælp til fejlfinding til</w:t>
       </w:r>
       <w:r>
-        <w:t xml:space="preserve"> </w:t>
-      </w:r>
-      <w:proofErr w:type="spellStart"/>
-      <w:r>
-        <w:t>git</w:t>
-      </w:r>
-      <w:proofErr w:type="spellEnd"/>
-      <w:r>
-        <w:t xml:space="preserve"> og Maven. Claude har også skrevet modelklasserne og </w:t>
-      </w:r>
-      <w:proofErr w:type="spellStart"/>
-      <w:r>
-        <w:t>JUnit</w:t>
-      </w:r>
-      <w:proofErr w:type="spellEnd"/>
-      <w:r>
-        <w:t>-testene ud fra vores klassediagram og lavet første udkast til strukturen</w:t>
+        <w:t xml:space="preserve"> git og Maven. Claude har også skrevet modelklasserne og JUnit-testene ud fra vores klassediagram og lavet første udkast til strukturen</w:t>
       </w:r>
       <w:r>
         <w:t xml:space="preserve">. </w:t>
@@ -5814,35 +4745,7 @@
         <w:rPr>
           <w:lang w:val="da-DK"/>
         </w:rPr>
-        <w:t xml:space="preserve"> I det ordinære projekt lå kodningen hos ét gruppemedlem, mens jeg arbejdede med rapporterne. Jeg arbejdede for det meste asynkront om aftenen ved siden af job og familie og kunne sjældent deltage i undervisningen. Til eksamen kunne jeg derfor ikke forsvare koden og sammenhængen i projektet godt nok. I dette forløb var jeg tøvende, da Chadi foreslog at starte forfra og bruge AI, fordi jeg var bange for at miste ejerskabet igen. Jeg lærte at samarbejde via </w:t>
-      </w:r>
-      <w:proofErr w:type="spellStart"/>
-      <w:r>
-        <w:rPr>
-          <w:lang w:val="da-DK"/>
-        </w:rPr>
-        <w:t>git</w:t>
-      </w:r>
-      <w:proofErr w:type="spellEnd"/>
-      <w:r>
-        <w:rPr>
-          <w:lang w:val="da-DK"/>
-        </w:rPr>
-        <w:t xml:space="preserve"> og </w:t>
-      </w:r>
-      <w:proofErr w:type="spellStart"/>
-      <w:r>
-        <w:rPr>
-          <w:lang w:val="da-DK"/>
-        </w:rPr>
-        <w:t>committede</w:t>
-      </w:r>
-      <w:proofErr w:type="spellEnd"/>
-      <w:r>
-        <w:rPr>
-          <w:lang w:val="da-DK"/>
-        </w:rPr>
-        <w:t xml:space="preserve"> de første klasser.</w:t>
+        <w:t xml:space="preserve"> I det ordinære projekt lå kodningen hos ét gruppemedlem, mens jeg arbejdede med rapporterne. Jeg arbejdede for det meste asynkront om aftenen ved siden af job og familie og kunne sjældent deltage i undervisningen. Til eksamen kunne jeg derfor ikke forsvare koden og sammenhængen i projektet godt nok. I dette forløb var jeg tøvende, da Chadi foreslog at starte forfra og bruge AI, fordi jeg var bange for at miste ejerskabet igen. Jeg lærte at samarbejde via git og committede de første klasser.</w:t>
       </w:r>
     </w:p>
     <w:p>
@@ -5873,35 +4776,7 @@
         <w:rPr>
           <w:lang w:val="da-DK"/>
         </w:rPr>
-        <w:t xml:space="preserve">Når jeg ser på uenigheden om at starte forfra gennem Dual </w:t>
-      </w:r>
-      <w:proofErr w:type="spellStart"/>
-      <w:r>
-        <w:rPr>
-          <w:lang w:val="da-DK"/>
-        </w:rPr>
-        <w:t>Concern</w:t>
-      </w:r>
-      <w:proofErr w:type="spellEnd"/>
-      <w:r>
-        <w:rPr>
-          <w:lang w:val="da-DK"/>
-        </w:rPr>
-        <w:t>-teorien (</w:t>
-      </w:r>
-      <w:proofErr w:type="spellStart"/>
-      <w:r>
-        <w:rPr>
-          <w:lang w:val="da-DK"/>
-        </w:rPr>
-        <w:t>Pruitt</w:t>
-      </w:r>
-      <w:proofErr w:type="spellEnd"/>
-      <w:r>
-        <w:rPr>
-          <w:lang w:val="da-DK"/>
-        </w:rPr>
-        <w:t xml:space="preserve"> &amp; Rubin, 1986), havde jeg en imødekommende stil. </w:t>
+        <w:t xml:space="preserve">Når jeg ser på uenigheden om at starte forfra gennem Dual Concern-teorien (Pruitt &amp; Rubin, 1986), havde jeg en imødekommende stil. </w:t>
       </w:r>
       <w:r>
         <w:rPr>
@@ -5921,14 +4796,12 @@
         </w:rPr>
         <w:t xml:space="preserve">underbevidst </w:t>
       </w:r>
-      <w:proofErr w:type="spellStart"/>
       <w:r>
         <w:rPr>
           <w:lang w:val="da-DK"/>
         </w:rPr>
         <w:t>yielding</w:t>
       </w:r>
-      <w:proofErr w:type="spellEnd"/>
       <w:r>
         <w:rPr>
           <w:lang w:val="da-DK"/>
@@ -6056,13 +4929,7 @@
         <w:rPr>
           <w:lang w:val="da-DK"/>
         </w:rPr>
-        <w:t>Derudover vil jeg f</w:t>
-      </w:r>
-      <w:r>
-        <w:rPr>
-          <w:lang w:val="da-DK"/>
-        </w:rPr>
-        <w:t xml:space="preserve">remadrettet bruge erfaringerne fra dette forløb, når jeg skal gennemføre SEP2 igen. Jeg vil fra starten være mere aktiv i både kode, analyse og dokumentation og sikre, at jeg ikke kun får ansvar for rapportdelen. Erfaringerne tager jeg også med videre til SEP3, hvor Chadi, Tarik og jeg skal arbejde sammen igen. Jeg vil øve mig i tydeligere at sige fra, overfor ideer der går direkte imod hvad jeg havde forestillet mig i starten af projektet. Jeg havde brugt energi på at få lov til at få dispensation og gå op i samme case. Det havde vi fået, men alligevel ender jeg i et projekt hvor alt laves forfra og så i en efterårsferie. </w:t>
+        <w:t xml:space="preserve">Derudover vil jeg fremadrettet bruge erfaringerne fra dette forløb, når jeg skal gennemføre SEP2 igen. Jeg vil fra starten være mere aktiv i både kode, analyse og dokumentation og sikre, at jeg ikke kun får ansvar for rapportdelen. Erfaringerne tager jeg også med videre til SEP3, hvor Chadi, Tarik og jeg skal arbejde sammen igen. Jeg vil øve mig i tydeligere at sige fra, overfor ideer der går direkte imod hvad jeg havde forestillet mig i starten af projektet. Jeg havde brugt energi på at få lov til at få dispensation og gå op i samme case. Det havde vi fået, men alligevel ender jeg i et projekt hvor alt laves forfra og så i en efterårsferie. </w:t>
       </w:r>
       <w:r>
         <w:rPr>
@@ -6107,21 +4974,7 @@
           <w:lang w:val="da-DK"/>
         </w:rPr>
         <w:br/>
-        <w:t xml:space="preserve">I mit ordinære SEP1-projekt blev gruppen reduceret fra fire til to medlemmer, men vi fik ikke ændret planen og arbejdsfordelingen nok efter det. Jeg fokuserede meget på at få programmet til at fungere og prioriterede derfor ikke krav, diagrammer, dokumentation og test lige så højt. Til reeksamen ville jeg gøre det anderledes. Jeg foreslog, at Mehmet og jeg næsten startede helt forfra, så vi kunne bygge projektet op med krav, </w:t>
-      </w:r>
-      <w:proofErr w:type="spellStart"/>
-      <w:r>
-        <w:rPr>
-          <w:lang w:val="da-DK"/>
-        </w:rPr>
-        <w:t>use</w:t>
-      </w:r>
-      <w:proofErr w:type="spellEnd"/>
-      <w:r>
-        <w:rPr>
-          <w:lang w:val="da-DK"/>
-        </w:rPr>
-        <w:t xml:space="preserve"> cases og diagrammer før implementeringen. Fra tirsdag havde jeg hovedansvaret for koden, men denne gang havde jeg samtidig fokus på, at koden skulle passe sammen med krav, diagrammer og test. Det var en vigtig forskel fra mit første forløb.</w:t>
+        <w:t>I mit ordinære SEP1-projekt blev gruppen reduceret fra fire til to medlemmer, men vi fik ikke ændret planen og arbejdsfordelingen nok efter det. Jeg fokuserede meget på at få programmet til at fungere og prioriterede derfor ikke krav, diagrammer, dokumentation og test lige så højt. Til reeksamen ville jeg gøre det anderledes. Jeg foreslog, at Mehmet og jeg næsten startede helt forfra, så vi kunne bygge projektet op med krav, use cases og diagrammer før implementeringen. Fra tirsdag havde jeg hovedansvaret for koden, men denne gang havde jeg samtidig fokus på, at koden skulle passe sammen med krav, diagrammer og test. Det var en vigtig forskel fra mit første forløb.</w:t>
       </w:r>
     </w:p>
     <w:p>
@@ -6159,21 +5012,7 @@
         <w:rPr>
           <w:lang w:val="da-DK"/>
         </w:rPr>
-        <w:t xml:space="preserve">Uenigheden om at starte forfra lærte mig også noget om konflikthåndtering. Jeg var meget sikker på, at det var den rigtige løsning, mens Mehmet var mere bekymret for tiden og ejerskabet. Set gennem Dual </w:t>
-      </w:r>
-      <w:proofErr w:type="spellStart"/>
-      <w:r>
-        <w:rPr>
-          <w:lang w:val="da-DK"/>
-        </w:rPr>
-        <w:t>Concern</w:t>
-      </w:r>
-      <w:proofErr w:type="spellEnd"/>
-      <w:r>
-        <w:rPr>
-          <w:lang w:val="da-DK"/>
-        </w:rPr>
-        <w:t>-teorien startede jeg forholdsvis konkurrerende, fordi jeg havde meget fokus på mit eget forslag. Det positive var, at uenigheden ikke blev personlig. Vi lyttede til argumenterne og brugte kursuskravene og tidsrammen som fælles grundlag. Dermed bevægede vi os mere i retning af en problemløsende stil, hvor målet blev at finde den bedste løsning for projektet og ikke at få ret.</w:t>
+        <w:t>Uenigheden om at starte forfra lærte mig også noget om konflikthåndtering. Jeg var meget sikker på, at det var den rigtige løsning, mens Mehmet var mere bekymret for tiden og ejerskabet. Set gennem Dual Concern-teorien startede jeg forholdsvis konkurrerende, fordi jeg havde meget fokus på mit eget forslag. Det positive var, at uenigheden ikke blev personlig. Vi lyttede til argumenterne og brugte kursuskravene og tidsrammen som fælles grundlag. Dermed bevægede vi os mere i retning af en problemløsende stil, hvor målet blev at finde den bedste løsning for projektet og ikke at få ret.</w:t>
       </w:r>
     </w:p>
     <w:p>
@@ -6187,21 +5026,7 @@
         <w:rPr>
           <w:lang w:val="da-DK"/>
         </w:rPr>
-        <w:t xml:space="preserve">AI har også været en vigtig del af min læring. Jeg brugte </w:t>
-      </w:r>
-      <w:proofErr w:type="spellStart"/>
-      <w:r>
-        <w:rPr>
-          <w:lang w:val="da-DK"/>
-        </w:rPr>
-        <w:t>ChatGPT</w:t>
-      </w:r>
-      <w:proofErr w:type="spellEnd"/>
-      <w:r>
-        <w:rPr>
-          <w:lang w:val="da-DK"/>
-        </w:rPr>
-        <w:t xml:space="preserve"> meget til kode, fejlfinding, UML og sparring. Det gjorde det muligt at arbejde hurtigt, men jeg oplevede også, at AI-forslag ikke altid passede direkte til vores program. Derfor måtte jeg selv forstå, ændre og teste forslagene. Det har gjort mig mere bevidst om, at ejerskab ikke handler om selv at skrive hvert eneste tegn, men om at kunne forklare, vurdere og ændre det, der ender i projektet. Rapporten lægger netop vægt på ejerskab og tydelig AI-brug.</w:t>
+        <w:t>AI har også været en vigtig del af min læring. Jeg brugte ChatGPT meget til kode, fejlfinding, UML og sparring. Det gjorde det muligt at arbejde hurtigt, men jeg oplevede også, at AI-forslag ikke altid passede direkte til vores program. Derfor måtte jeg selv forstå, ændre og teste forslagene. Det har gjort mig mere bevidst om, at ejerskab ikke handler om selv at skrive hvert eneste tegn, men om at kunne forklare, vurdere og ændre det, der ender i projektet. Rapporten lægger netop vægt på ejerskab og tydelig AI-brug.</w:t>
       </w:r>
     </w:p>
     <w:p>
@@ -6291,21 +5116,11 @@
         <w:t>Troels Mortensens skriftlige feedback</w:t>
       </w:r>
       <w:r>
-        <w:t xml:space="preserve"> på Mehmets ordinære projekt. Den pegede blandt andet på svage krav, der ikke fangede Bobs ønsker, rodet rapportstruktur, en "tynd" proces, refleksioner der virkede "ligegyldige", og at der kun var lavet ét </w:t>
-      </w:r>
-      <w:proofErr w:type="spellStart"/>
-      <w:r>
-        <w:t>commit</w:t>
-      </w:r>
-      <w:proofErr w:type="spellEnd"/>
-      <w:r>
-        <w:t xml:space="preserve"> på </w:t>
-      </w:r>
-      <w:proofErr w:type="spellStart"/>
-      <w:r>
-        <w:t>github</w:t>
-      </w:r>
-      <w:proofErr w:type="spellEnd"/>
+        <w:t xml:space="preserve"> på Mehmets ordinære projekt. Den pegede blandt andet på svage krav, der ikke fangede Bobs ønsker, rodet rapportstruktur, en "tynd" proces, refleksioner der virkede "ligegyldige", og at der kun var lavet ét commit</w:t>
+      </w:r>
+      <w:r>
+        <w:t xml:space="preserve"> på github</w:t>
+      </w:r>
       <w:r>
         <w:t>.</w:t>
       </w:r>
@@ -6324,15 +5139,7 @@
         <w:t>Et vejledningsmøde om reeksamen</w:t>
       </w:r>
       <w:r>
-        <w:t xml:space="preserve"> den 3. juni 2026 med Michael Viuff (MIVI), Troels Mortensen (TRMO), Mehmet og </w:t>
-      </w:r>
-      <w:proofErr w:type="spellStart"/>
-      <w:r>
-        <w:t>Tiabb</w:t>
-      </w:r>
-      <w:proofErr w:type="spellEnd"/>
-      <w:r>
-        <w:t xml:space="preserve"> fra Mehmets oprindelige gruppe. Vejlederen sagde, at rapporterne er det, der skal løftes, at koden er en mindre del af bedømmelsen, at de tidligere gruppemedlemmers personlige refleksioner skal ud, og at eksamen er en mulighed for at vise, hvordan man ville rette sine fejl.</w:t>
+        <w:t xml:space="preserve"> den 3. juni 2026 med Michael Viuff (MIVI), Troels Mortensen (TRMO), Mehmet og Tiabb fra Mehmets oprindelige gruppe. Vejlederen sagde, at rapporterne er det, der skal løftes, at koden er en mindre del af bedømmelsen, at de tidligere gruppemedlemmers personlige refleksioner skal ud, og at eksamen er en mulighed for at vise, hvordan man ville rette sine fejl.</w:t>
       </w:r>
     </w:p>
     <w:p>
@@ -6364,35 +5171,7 @@
         <w:rPr>
           <w:lang w:val="da-DK"/>
         </w:rPr>
-        <w:t xml:space="preserve">Vi har omsat feedbacken til konkrete handlinger: </w:t>
-      </w:r>
-      <w:proofErr w:type="spellStart"/>
-      <w:r>
-        <w:rPr>
-          <w:lang w:val="da-DK"/>
-        </w:rPr>
-        <w:t>krav-ID'er</w:t>
-      </w:r>
-      <w:proofErr w:type="spellEnd"/>
-      <w:r>
-        <w:rPr>
-          <w:lang w:val="da-DK"/>
-        </w:rPr>
-        <w:t xml:space="preserve"> for sporbarhed, analyse før kode, løbende </w:t>
-      </w:r>
-      <w:proofErr w:type="spellStart"/>
-      <w:r>
-        <w:rPr>
-          <w:lang w:val="da-DK"/>
-        </w:rPr>
-        <w:t>commits</w:t>
-      </w:r>
-      <w:proofErr w:type="spellEnd"/>
-      <w:r>
-        <w:rPr>
-          <w:lang w:val="da-DK"/>
-        </w:rPr>
-        <w:t xml:space="preserve"> fra begge, test fra første dag, et afsnit om AI-brug og refleksioner bygget op efter beskriv–argumentér–fremadrettet.</w:t>
+        <w:t>Vi har omsat feedbacken til konkrete handlinger: krav-ID'er for sporbarhed, analyse før kode, løbende commits fra begge, test fra første dag, et afsnit om AI-brug og refleksioner bygget op efter beskriv–argumentér–fremadrettet.</w:t>
       </w:r>
     </w:p>
     <w:p>
@@ -6574,35 +5353,7 @@
         <w:rPr>
           <w:lang w:val="da-DK"/>
         </w:rPr>
-        <w:t xml:space="preserve">Forløbet har vist os, at et godt projekt ikke kun handler om at få programmet til at virke, men også om at skabe sammenhæng mellem krav, design, kode, test og samarbejde. Sammenlignet med vores tidligere SEP1-forløb har vi arbejdet mere struktureret med sporbarhed, versionsstyring, test og tydelig arbejdsdeling. Vi har samtidig erfaret, at arbejdsdeling kun fungerer godt, hvis begge løbende bevarer forståelse og ejerskab over hele projektet. Teorierne om </w:t>
-      </w:r>
-      <w:proofErr w:type="spellStart"/>
-      <w:r>
-        <w:rPr>
-          <w:lang w:val="da-DK"/>
-        </w:rPr>
-        <w:t>Tuckmans</w:t>
-      </w:r>
-      <w:proofErr w:type="spellEnd"/>
-      <w:r>
-        <w:rPr>
-          <w:lang w:val="da-DK"/>
-        </w:rPr>
-        <w:t xml:space="preserve"> faser, konfliktstile og social </w:t>
-      </w:r>
-      <w:proofErr w:type="spellStart"/>
-      <w:r>
-        <w:rPr>
-          <w:lang w:val="da-DK"/>
-        </w:rPr>
-        <w:t>loafing</w:t>
-      </w:r>
-      <w:proofErr w:type="spellEnd"/>
-      <w:r>
-        <w:rPr>
-          <w:lang w:val="da-DK"/>
-        </w:rPr>
-        <w:t xml:space="preserve"> har hjulpet os med at forstå vores samarbejde og de valg, vi traf undervejs. AI gjorde det muligt at arbejde hurtigere, men viste også, hvor vigtigt det er selv at gennemgå, teste og kunne forklare resultatet.</w:t>
+        <w:t>Forløbet har vist os, at et godt projekt ikke kun handler om at få programmet til at virke, men også om at skabe sammenhæng mellem krav, design, kode, test og samarbejde. Sammenlignet med vores tidligere SEP1-forløb har vi arbejdet mere struktureret med sporbarhed, versionsstyring, test og tydelig arbejdsdeling. Vi har samtidig erfaret, at arbejdsdeling kun fungerer godt, hvis begge løbende bevarer forståelse og ejerskab over hele projektet. Teorierne om Tuckmans faser, konfliktstile og social loafing har hjulpet os med at forstå vores samarbejde og de valg, vi traf undervejs. AI gjorde det muligt at arbejde hurtigere, men viste også, hvor vigtigt det er selv at gennemgå, teste og kunne forklare resultatet.</w:t>
       </w:r>
     </w:p>
     <w:p>
@@ -6634,15 +5385,7 @@
         <w:jc w:val="both"/>
       </w:pPr>
       <w:r>
-        <w:t xml:space="preserve">Afklar krav og </w:t>
-      </w:r>
-      <w:proofErr w:type="spellStart"/>
-      <w:r>
-        <w:t>use</w:t>
-      </w:r>
-      <w:proofErr w:type="spellEnd"/>
-      <w:r>
-        <w:t xml:space="preserve"> cases, før implementeringen begynder.</w:t>
+        <w:t>Afklar krav og use cases, før implementeringen begynder.</w:t>
       </w:r>
     </w:p>
     <w:p>
@@ -6653,23 +5396,7 @@
         <w:jc w:val="both"/>
       </w:pPr>
       <w:r>
-        <w:t xml:space="preserve">Giv alle krav et ID, og brug det i </w:t>
-      </w:r>
-      <w:proofErr w:type="spellStart"/>
-      <w:r>
-        <w:t>use</w:t>
-      </w:r>
-      <w:proofErr w:type="spellEnd"/>
-      <w:r>
-        <w:t xml:space="preserve"> cases, diagrammer, kode, test og </w:t>
-      </w:r>
-      <w:proofErr w:type="spellStart"/>
-      <w:r>
-        <w:t>commit</w:t>
-      </w:r>
-      <w:proofErr w:type="spellEnd"/>
-      <w:r>
-        <w:t>-beskeder.</w:t>
+        <w:t>Giv alle krav et ID, og brug det i use cases, diagrammer, kode, test og commit-beskeder.</w:t>
       </w:r>
     </w:p>
     <w:p>
@@ -6680,23 +5407,7 @@
         <w:jc w:val="both"/>
       </w:pPr>
       <w:r>
-        <w:t xml:space="preserve">Brug </w:t>
-      </w:r>
-      <w:proofErr w:type="spellStart"/>
-      <w:r>
-        <w:t>git</w:t>
-      </w:r>
-      <w:proofErr w:type="spellEnd"/>
-      <w:r>
-        <w:t xml:space="preserve"> fra første dag, med små </w:t>
-      </w:r>
-      <w:proofErr w:type="spellStart"/>
-      <w:r>
-        <w:t>commits</w:t>
-      </w:r>
-      <w:proofErr w:type="spellEnd"/>
-      <w:r>
-        <w:t xml:space="preserve"> fra alle gruppemedlemmer.</w:t>
+        <w:t>Brug git fra første dag, med små commits fra alle gruppemedlemmer.</w:t>
       </w:r>
     </w:p>
     <w:p>
@@ -6762,15 +5473,7 @@
         <w:jc w:val="both"/>
       </w:pPr>
       <w:r>
-        <w:t xml:space="preserve">Dæk ikke over et gruppemedlem, der ikke bidrager. Aftal forventningerne tydeligt, dokumentér hvem der laver hvad, fx via </w:t>
-      </w:r>
-      <w:proofErr w:type="spellStart"/>
-      <w:r>
-        <w:t>git</w:t>
-      </w:r>
-      <w:proofErr w:type="spellEnd"/>
-      <w:r>
-        <w:t>-historik og mødereferater, og tag problemer op tidligt.</w:t>
+        <w:t>Dæk ikke over et gruppemedlem, der ikke bidrager. Aftal forventningerne tydeligt, dokumentér hvem der laver hvad, fx via git-historik og mødereferater, og tag problemer op tidligt.</w:t>
       </w:r>
     </w:p>
     <w:p>
@@ -6823,19 +5526,11 @@
           <w:lang w:val="da-DK"/>
         </w:rPr>
       </w:pPr>
-      <w:proofErr w:type="spellStart"/>
-      <w:r>
-        <w:rPr>
-          <w:lang w:val="da-DK"/>
-        </w:rPr>
-        <w:t>Anthropic</w:t>
-      </w:r>
-      <w:proofErr w:type="spellEnd"/>
-      <w:r>
-        <w:rPr>
-          <w:lang w:val="da-DK"/>
-        </w:rPr>
-        <w:t>. (2026). Claude [Stor sprogmodel]. https://claude.ai/</w:t>
+      <w:r>
+        <w:rPr>
+          <w:lang w:val="da-DK"/>
+        </w:rPr>
+        <w:t>Anthropic. (2026). Claude [Stor sprogmodel]. https://claude.ai/</w:t>
       </w:r>
     </w:p>
     <w:p>
@@ -6844,39 +5539,7 @@
         <w:ind w:left="360"/>
       </w:pPr>
       <w:r>
-        <w:t>E-</w:t>
-      </w:r>
-      <w:proofErr w:type="spellStart"/>
-      <w:r>
-        <w:t>stimate</w:t>
-      </w:r>
-      <w:proofErr w:type="spellEnd"/>
-      <w:r>
-        <w:t>. (</w:t>
-      </w:r>
-      <w:proofErr w:type="spellStart"/>
-      <w:r>
-        <w:t>u.å</w:t>
-      </w:r>
-      <w:proofErr w:type="spellEnd"/>
-      <w:r>
-        <w:t>.). E-</w:t>
-      </w:r>
-      <w:proofErr w:type="spellStart"/>
-      <w:r>
-        <w:t>stimate</w:t>
-      </w:r>
-      <w:proofErr w:type="spellEnd"/>
-      <w:r>
-        <w:t xml:space="preserve"> </w:t>
-      </w:r>
-      <w:proofErr w:type="spellStart"/>
-      <w:r>
-        <w:t>personprofiler</w:t>
-      </w:r>
-      <w:proofErr w:type="spellEnd"/>
-      <w:r>
-        <w:t>. https://www.e-stimate.dk/</w:t>
+        <w:t>E-stimate. (u.å.). E-stimate personprofiler. https://www.e-stimate.dk/</w:t>
       </w:r>
     </w:p>
     <w:p>
@@ -6894,39 +5557,7 @@
         <w:ind w:left="360"/>
       </w:pPr>
       <w:r>
-        <w:t>Oakley, B. (2002). Coping with hitchhikers and couch potatoes on teams [</w:t>
-      </w:r>
-      <w:proofErr w:type="spellStart"/>
-      <w:r>
-        <w:t>Undervisningsmateriale</w:t>
-      </w:r>
-      <w:proofErr w:type="spellEnd"/>
-      <w:r>
-        <w:t xml:space="preserve">]. </w:t>
-      </w:r>
-      <w:proofErr w:type="spellStart"/>
-      <w:r>
-        <w:t>Forkortet</w:t>
-      </w:r>
-      <w:proofErr w:type="spellEnd"/>
-      <w:r>
-        <w:t xml:space="preserve"> </w:t>
-      </w:r>
-      <w:proofErr w:type="spellStart"/>
-      <w:r>
-        <w:t>udgave</w:t>
-      </w:r>
-      <w:proofErr w:type="spellEnd"/>
-      <w:r>
-        <w:t xml:space="preserve"> </w:t>
-      </w:r>
-      <w:proofErr w:type="spellStart"/>
-      <w:r>
-        <w:t>af</w:t>
-      </w:r>
-      <w:proofErr w:type="spellEnd"/>
-      <w:r>
-        <w:t xml:space="preserve"> "It takes two to tango: How 'good' students enable problematic behavior in teams", Journal of Student Centered Learning, 1(1), 19–28.</w:t>
+        <w:t>Oakley, B. (2002). Coping with hitchhikers and couch potatoes on teams [Undervisningsmateriale]. Forkortet udgave af "It takes two to tango: How 'good' students enable problematic behavior in teams", Journal of Student Centered Learning, 1(1), 19–28.</w:t>
       </w:r>
     </w:p>
     <w:p>
@@ -6937,33 +5568,11 @@
           <w:lang w:val="da-DK"/>
         </w:rPr>
       </w:pPr>
-      <w:proofErr w:type="spellStart"/>
-      <w:r>
-        <w:rPr>
-          <w:lang w:val="da-DK"/>
-        </w:rPr>
-        <w:t>OpenAI</w:t>
-      </w:r>
-      <w:proofErr w:type="spellEnd"/>
-      <w:r>
-        <w:rPr>
-          <w:lang w:val="da-DK"/>
-        </w:rPr>
-        <w:t xml:space="preserve">. (2026). </w:t>
-      </w:r>
-      <w:proofErr w:type="spellStart"/>
-      <w:r>
-        <w:rPr>
-          <w:lang w:val="da-DK"/>
-        </w:rPr>
-        <w:t>ChatGPT</w:t>
-      </w:r>
-      <w:proofErr w:type="spellEnd"/>
-      <w:r>
-        <w:rPr>
-          <w:lang w:val="da-DK"/>
-        </w:rPr>
-        <w:t xml:space="preserve"> [Stor sprogmodel]. https://chatgpt.com/</w:t>
+      <w:r>
+        <w:rPr>
+          <w:lang w:val="da-DK"/>
+        </w:rPr>
+        <w:t>OpenAI. (2026). ChatGPT [Stor sprogmodel]. https://chatgpt.com/</w:t>
       </w:r>
     </w:p>
     <w:p>
@@ -6996,23 +5605,7 @@
         <w:t>2026</w:t>
       </w:r>
       <w:r>
-        <w:t xml:space="preserve">.). From forming to performing: Understanding Tuckman's model of team development. The Visual Facilitator. Hentet 15. </w:t>
-      </w:r>
-      <w:proofErr w:type="spellStart"/>
-      <w:r>
-        <w:t>oktober</w:t>
-      </w:r>
-      <w:proofErr w:type="spellEnd"/>
-      <w:r>
-        <w:t xml:space="preserve"> 2026 </w:t>
-      </w:r>
-      <w:proofErr w:type="spellStart"/>
-      <w:r>
-        <w:t>fra</w:t>
-      </w:r>
-      <w:proofErr w:type="spellEnd"/>
-      <w:r>
-        <w:t xml:space="preserve"> https://www.thevisualfacilitator.co.uk/blog/tuckmans-model-of-team-development</w:t>
+        <w:t>.). From forming to performing: Understanding Tuckman's model of team development. The Visual Facilitator. Hentet 15. oktober 2026 fra https://www.thevisualfacilitator.co.uk/blog/tuckmans-model-of-team-development</w:t>
       </w:r>
     </w:p>
     <w:p>
@@ -7227,11 +5820,9 @@
         <w:tab w:val="right" w:pos="9071"/>
       </w:tabs>
     </w:pPr>
-    <w:proofErr w:type="spellStart"/>
     <w:r>
       <w:t>Kløverly</w:t>
     </w:r>
-    <w:proofErr w:type="spellEnd"/>
     <w:r>
       <w:t xml:space="preserve"> </w:t>
     </w:r>
@@ -9925,6 +8516,60 @@
 </file>
 
 <file path=customXml/item1.xml><?xml version="1.0" encoding="utf-8"?>
+<p:properties xmlns:p="http://schemas.microsoft.com/office/2006/metadata/properties" xmlns:xsi="http://www.w3.org/2001/XMLSchema-instance" xmlns:pc="http://schemas.microsoft.com/office/infopath/2007/PartnerControls">
+  <documentManagement>
+    <_activity xmlns="b856de41-ffe9-4ffb-a61e-828c3cd98991" xsi:nil="true"/>
+  </documentManagement>
+</p:properties>
+</file>
+
+<file path=customXml/item2.xml><?xml version="1.0" encoding="utf-8"?>
+<?mso-contentType ?>
+<FormTemplates xmlns="http://schemas.microsoft.com/sharepoint/v3/contenttype/forms">
+  <Display>DocumentLibraryForm</Display>
+  <Edit>DocumentLibraryForm</Edit>
+  <New>DocumentLibraryForm</New>
+</FormTemplates>
+</file>
+
+<file path=customXml/item3.xml><?xml version="1.0" encoding="utf-8"?>
+<b:Sources xmlns:b="http://schemas.openxmlformats.org/officeDocument/2006/bibliography" xmlns="http://schemas.openxmlformats.org/officeDocument/2006/bibliography" SelectedStyle="\HarvardAnglia2008OfficeOnline.xsl" StyleName="Harvard - Anglia" Version="2008">
+  <b:Source>
+    <b:Tag>Nat</b:Tag>
+    <b:SourceType>Report</b:SourceType>
+    <b:Guid>{FD74F6E0-8365-42B9-812E-9E81F9564E6D}</b:Guid>
+    <b:Title>Scientific and Technical Reports -</b:Title>
+    <b:Author>
+      <b:Author>
+        <b:Corporate>NISO</b:Corporate>
+      </b:Author>
+    </b:Author>
+    <b:Year>2010</b:Year>
+    <b:Publisher>National Information Standards Oganization</b:Publisher>
+    <b:City>Baltimore</b:City>
+    <b:RefOrder>2</b:RefOrder>
+  </b:Source>
+  <b:Source>
+    <b:Tag>VIAon</b:Tag>
+    <b:SourceType>Report</b:SourceType>
+    <b:Guid>{A48F483B-3911-4639-89D6-9C11B74A3A53}</b:Guid>
+    <b:Title>Confidential Student Reports</b:Title>
+    <b:Year>in preparation</b:Year>
+    <b:Author>
+      <b:Author>
+        <b:NameList>
+          <b:Person>
+            <b:Last>VIA Engineering</b:Last>
+          </b:Person>
+        </b:NameList>
+      </b:Author>
+    </b:Author>
+    <b:RefOrder>1</b:RefOrder>
+  </b:Source>
+</b:Sources>
+</file>
+
+<file path=customXml/item4.xml><?xml version="1.0" encoding="utf-8"?>
 <ct:contentTypeSchema xmlns:ct="http://schemas.microsoft.com/office/2006/metadata/contentType" xmlns:ma="http://schemas.microsoft.com/office/2006/metadata/properties/metaAttributes" ct:_="" ma:_="" ma:contentTypeName="Dokument" ma:contentTypeID="0x0101009AAD82F1B4C2EE4AB7F2E05E744AEC40" ma:contentTypeVersion="17" ma:contentTypeDescription="Opret et nyt dokument." ma:contentTypeScope="" ma:versionID="602bd206a20b6b092909dcf91ac36978">
   <xsd:schema xmlns:xsd="http://www.w3.org/2001/XMLSchema" xmlns:xs="http://www.w3.org/2001/XMLSchema" xmlns:p="http://schemas.microsoft.com/office/2006/metadata/properties" xmlns:ns3="6ca02495-8b62-47f1-9da0-435dec440309" xmlns:ns4="b856de41-ffe9-4ffb-a61e-828c3cd98991" targetNamespace="http://schemas.microsoft.com/office/2006/metadata/properties" ma:root="true" ma:fieldsID="4010509d191229fef63b08c9777d5975" ns3:_="" ns4:_="">
     <xsd:import namespace="6ca02495-8b62-47f1-9da0-435dec440309"/>
@@ -10171,61 +8816,33 @@
 </ct:contentTypeSchema>
 </file>
 
-<file path=customXml/item2.xml><?xml version="1.0" encoding="utf-8"?>
-<b:Sources xmlns:b="http://schemas.openxmlformats.org/officeDocument/2006/bibliography" xmlns="http://schemas.openxmlformats.org/officeDocument/2006/bibliography" SelectedStyle="\HarvardAnglia2008OfficeOnline.xsl" StyleName="Harvard - Anglia" Version="2008">
-  <b:Source>
-    <b:Tag>Nat</b:Tag>
-    <b:SourceType>Report</b:SourceType>
-    <b:Guid>{FD74F6E0-8365-42B9-812E-9E81F9564E6D}</b:Guid>
-    <b:Title>Scientific and Technical Reports -</b:Title>
-    <b:Author>
-      <b:Author>
-        <b:Corporate>NISO</b:Corporate>
-      </b:Author>
-    </b:Author>
-    <b:Year>2010</b:Year>
-    <b:Publisher>National Information Standards Oganization</b:Publisher>
-    <b:City>Baltimore</b:City>
-    <b:RefOrder>2</b:RefOrder>
-  </b:Source>
-  <b:Source>
-    <b:Tag>VIAon</b:Tag>
-    <b:SourceType>Report</b:SourceType>
-    <b:Guid>{A48F483B-3911-4639-89D6-9C11B74A3A53}</b:Guid>
-    <b:Title>Confidential Student Reports</b:Title>
-    <b:Year>in preparation</b:Year>
-    <b:Author>
-      <b:Author>
-        <b:NameList>
-          <b:Person>
-            <b:Last>VIA Engineering</b:Last>
-          </b:Person>
-        </b:NameList>
-      </b:Author>
-    </b:Author>
-    <b:RefOrder>1</b:RefOrder>
-  </b:Source>
-</b:Sources>
+<file path=customXml/itemProps1.xml><?xml version="1.0" encoding="utf-8"?>
+<ds:datastoreItem xmlns:ds="http://schemas.openxmlformats.org/officeDocument/2006/customXml" ds:itemID="{B3EBB357-DA60-469A-B5F2-E35DF6FD1B0D}">
+  <ds:schemaRefs>
+    <ds:schemaRef ds:uri="http://schemas.microsoft.com/office/2006/metadata/properties"/>
+    <ds:schemaRef ds:uri="http://schemas.microsoft.com/office/infopath/2007/PartnerControls"/>
+    <ds:schemaRef ds:uri="b856de41-ffe9-4ffb-a61e-828c3cd98991"/>
+  </ds:schemaRefs>
+</ds:datastoreItem>
 </file>
 
-<file path=customXml/item3.xml><?xml version="1.0" encoding="utf-8"?>
-<?mso-contentType ?>
-<FormTemplates xmlns="http://schemas.microsoft.com/sharepoint/v3/contenttype/forms">
-  <Display>DocumentLibraryForm</Display>
-  <Edit>DocumentLibraryForm</Edit>
-  <New>DocumentLibraryForm</New>
-</FormTemplates>
+<file path=customXml/itemProps2.xml><?xml version="1.0" encoding="utf-8"?>
+<ds:datastoreItem xmlns:ds="http://schemas.openxmlformats.org/officeDocument/2006/customXml" ds:itemID="{36B18D59-688D-4806-A4EA-B7808C4D834E}">
+  <ds:schemaRefs>
+    <ds:schemaRef ds:uri="http://schemas.microsoft.com/sharepoint/v3/contenttype/forms"/>
+  </ds:schemaRefs>
+</ds:datastoreItem>
 </file>
 
-<file path=customXml/item4.xml><?xml version="1.0" encoding="utf-8"?>
-<p:properties xmlns:p="http://schemas.microsoft.com/office/2006/metadata/properties" xmlns:xsi="http://www.w3.org/2001/XMLSchema-instance" xmlns:pc="http://schemas.microsoft.com/office/infopath/2007/PartnerControls">
-  <documentManagement>
-    <_activity xmlns="b856de41-ffe9-4ffb-a61e-828c3cd98991" xsi:nil="true"/>
-  </documentManagement>
-</p:properties>
+<file path=customXml/itemProps3.xml><?xml version="1.0" encoding="utf-8"?>
+<ds:datastoreItem xmlns:ds="http://schemas.openxmlformats.org/officeDocument/2006/customXml" ds:itemID="{EC507CA0-4407-4B6F-98F5-E05659795A92}">
+  <ds:schemaRefs>
+    <ds:schemaRef ds:uri="http://schemas.openxmlformats.org/officeDocument/2006/bibliography"/>
+  </ds:schemaRefs>
+</ds:datastoreItem>
 </file>
 
-<file path=customXml/itemProps1.xml><?xml version="1.0" encoding="utf-8"?>
+<file path=customXml/itemProps4.xml><?xml version="1.0" encoding="utf-8"?>
 <ds:datastoreItem xmlns:ds="http://schemas.openxmlformats.org/officeDocument/2006/customXml" ds:itemID="{532FD32D-98C5-48B3-AC7F-E74690100B8E}">
   <ds:schemaRefs>
     <ds:schemaRef ds:uri="http://schemas.microsoft.com/office/2006/metadata/contentType"/>
@@ -10242,30 +8859,4 @@
     <ds:schemaRef ds:uri="http://schemas.microsoft.com/internal/obd"/>
   </ds:schemaRefs>
 </ds:datastoreItem>
-</file>
-
-<file path=customXml/itemProps2.xml><?xml version="1.0" encoding="utf-8"?>
-<ds:datastoreItem xmlns:ds="http://schemas.openxmlformats.org/officeDocument/2006/customXml" ds:itemID="{EC507CA0-4407-4B6F-98F5-E05659795A92}">
-  <ds:schemaRefs>
-    <ds:schemaRef ds:uri="http://schemas.openxmlformats.org/officeDocument/2006/bibliography"/>
-  </ds:schemaRefs>
-</ds:datastoreItem>
-</file>
-
-<file path=customXml/itemProps3.xml><?xml version="1.0" encoding="utf-8"?>
-<ds:datastoreItem xmlns:ds="http://schemas.openxmlformats.org/officeDocument/2006/customXml" ds:itemID="{36B18D59-688D-4806-A4EA-B7808C4D834E}">
-  <ds:schemaRefs>
-    <ds:schemaRef ds:uri="http://schemas.microsoft.com/sharepoint/v3/contenttype/forms"/>
-  </ds:schemaRefs>
-</ds:datastoreItem>
-</file>
-
-<file path=customXml/itemProps4.xml><?xml version="1.0" encoding="utf-8"?>
-<ds:datastoreItem xmlns:ds="http://schemas.openxmlformats.org/officeDocument/2006/customXml" ds:itemID="{B3EBB357-DA60-469A-B5F2-E35DF6FD1B0D}">
-  <ds:schemaRefs>
-    <ds:schemaRef ds:uri="http://schemas.microsoft.com/office/2006/metadata/properties"/>
-    <ds:schemaRef ds:uri="http://schemas.microsoft.com/office/infopath/2007/PartnerControls"/>
-    <ds:schemaRef ds:uri="b856de41-ffe9-4ffb-a61e-828c3cd98991"/>
-  </ds:schemaRefs>
-</ds:datastoreItem>
 </file>